--- a/reports/r0017.docx
+++ b/reports/r0017.docx
@@ -45,7 +45,7 @@
           <w:color w:val="000000"/>
           <w:sz w:val="21"/>
         </w:rPr>
-        <w:t>■ 乌兰察布经济总量列内蒙古自治区第九位，人均GDP约8.03万元、人均经济实力在省内相对靠后，经济增速由8.00%回落至4.80%、有所放缓；固定资产投资最新增速11.00%，经济运行总体平稳。【待补充：乌兰察布市的行政与战略定位、支柱产业及龙头企业（数据库未覆盖，需人工补充）】</w:t>
+        <w:t>■ 乌兰察布作为内蒙古自治区下辖地级市，经济总量列内蒙古自治区第九位，人均GDP约8.03万元、人均经济实力在省内相对靠后，经济增速由8.00%回落至4.80%、有所放缓；固定资产投资最新增速11.00%，经济运行总体平稳。</w:t>
       </w:r>
     </w:p>
     <w:p>
@@ -75,7 +75,7 @@
           <w:color w:val="000000"/>
           <w:sz w:val="21"/>
         </w:rPr>
-        <w:t>产业结构方面，2025年乌兰察布市三次产业结构为16.2:32.6:51.2。【待补充：支柱产业、主要龙头企业、对外贸易等定性描述（数据库未覆盖）】</w:t>
+        <w:t>产业结构方面，2025年乌兰察布市三次产业结构为16.2:32.6:51.2，第三产业占主导、服务业是经济主体，农业基础较好。</w:t>
       </w:r>
     </w:p>
     <w:p>

--- a/reports/r0017.docx
+++ b/reports/r0017.docx
@@ -15,7 +15,7 @@
           <w:color w:val="000000"/>
           <w:sz w:val="28"/>
         </w:rPr>
-        <w:t>乌兰察布市信用评级报告(区域部分)</w:t>
+        <w:t>徐州市信用评级报告(区域部分)</w:t>
       </w:r>
     </w:p>
     <w:p>
@@ -45,7 +45,7 @@
           <w:color w:val="000000"/>
           <w:sz w:val="21"/>
         </w:rPr>
-        <w:t>■ 乌兰察布作为内蒙古自治区下辖地级市，经济总量列内蒙古自治区第九位，人均GDP约8.03万元、人均经济实力在省内相对靠后，经济增速由8.00%回落至4.80%、有所放缓；固定资产投资最新增速11.00%，经济运行总体平稳。</w:t>
+        <w:t>■ 徐州作为江苏省下辖地级市，经济总量列江苏省第六位，人均经济实力居省内中游，工程机械龙头带动、区域中心地位突出。</w:t>
       </w:r>
     </w:p>
     <w:p>
@@ -60,7 +60,7 @@
           <w:color w:val="000000"/>
           <w:sz w:val="21"/>
         </w:rPr>
-        <w:t>乌兰察布市2023、2024、2025年地区生产总值分别为1,146.52亿元、1,214.30亿元、1,260.30亿元，同比增长8.00%、5.40%、4.80%。截至2025年末，全市常住人口155.70万人，人均GDP约8.03万元。</w:t>
+        <w:t>徐州市为江苏省地级市，是淮海经济区中心城市和全国重要的综合交通枢纽。2023、2024、2025年，徐州市地区生产总值分别为9,012.44亿元、9,537.12亿元、9,957.22亿元，同比增长6.90%、6.40%、5.80%，由6.90%回落至5.80%、有所放缓。</w:t>
       </w:r>
     </w:p>
     <w:p>
@@ -75,7 +75,7 @@
           <w:color w:val="000000"/>
           <w:sz w:val="21"/>
         </w:rPr>
-        <w:t>产业结构方面，2025年乌兰察布市三次产业结构为16.2:32.6:51.2，第三产业占主导、服务业是经济主体，农业基础较好。</w:t>
+        <w:t>产业结构方面，徐州市以工程机械、能源化工、装备制造、新材料为支柱，聚集徐工集团等龙头，工程机械产业集群在全国具有重要地位。</w:t>
       </w:r>
     </w:p>
     <w:p>
@@ -90,7 +90,7 @@
           <w:color w:val="000000"/>
           <w:sz w:val="21"/>
         </w:rPr>
-        <w:t>2023、2024、2025年固定资产投资增速分别为23.40%、4.40%、11.00%，2025年社会消费品零售总额251.95亿元，进出口总额6.02亿美元。</w:t>
+        <w:t>经济动能方面，2023、2024、2025年徐州市固定资产投资增速分别为7.40%、7.70%、-11.90%，在房地产投资承压、部分大型项目接续不足的背景下有所走弱。</w:t>
       </w:r>
     </w:p>
     <w:p>
@@ -106,7 +106,7 @@
           <w:color w:val="000000"/>
           <w:sz w:val="21"/>
         </w:rPr>
-        <w:t>图表：2025年内蒙古自治区各地级市主要经济指标对比</w:t>
+        <w:t>图表：2025年江苏省各地级市主要经济指标对比</w:t>
       </w:r>
     </w:p>
     <w:tbl>
@@ -362,7 +362,7 @@
                 <w:color w:val="000000"/>
                 <w:sz w:val="18"/>
               </w:rPr>
-              <w:t>鄂尔多斯市</w:t>
+              <w:t>苏州市</w:t>
             </w:r>
           </w:p>
         </w:tc>
@@ -391,7 +391,7 @@
                 <w:color w:val="000000"/>
                 <w:sz w:val="18"/>
               </w:rPr>
-              <w:t>6,122.20</w:t>
+              <w:t>27,695.10</w:t>
             </w:r>
           </w:p>
         </w:tc>
@@ -420,7 +420,417 @@
                 <w:color w:val="000000"/>
                 <w:sz w:val="18"/>
               </w:rPr>
-              <w:t>27.27</w:t>
+              <w:t>21.30</w:t>
+            </w:r>
+          </w:p>
+        </w:tc>
+        <w:tc>
+          <w:tcPr>
+            <w:tcW w:type="dxa" w:w="1344"/>
+            <w:vAlign w:val="center"/>
+            <w:tcBorders>
+              <w:top w:val="single" w:sz="4" w:color="A6A6A6"/>
+              <w:left w:val="single" w:sz="4" w:color="A6A6A6"/>
+              <w:bottom w:val="single" w:sz="4" w:color="A6A6A6"/>
+              <w:right w:val="single" w:sz="4" w:color="A6A6A6"/>
+            </w:tcBorders>
+          </w:tcPr>
+          <w:p>
+            <w:pPr>
+              <w:spacing w:before="0" w:after="0" w:line="276" w:lineRule="auto"/>
+              <w:ind w:firstLine="0"/>
+              <w:jc w:val="center"/>
+            </w:pPr>
+            <w:r/>
+            <w:r>
+              <w:rPr>
+                <w:rFonts w:ascii="Times New Roman" w:hAnsi="Times New Roman" w:eastAsia="楷体"/>
+                <w:b w:val="0"/>
+                <w:color w:val="000000"/>
+                <w:sz w:val="18"/>
+              </w:rPr>
+              <w:t>5.40%</w:t>
+            </w:r>
+          </w:p>
+        </w:tc>
+        <w:tc>
+          <w:tcPr>
+            <w:tcW w:type="dxa" w:w="1344"/>
+            <w:vAlign w:val="center"/>
+            <w:tcBorders>
+              <w:top w:val="single" w:sz="4" w:color="A6A6A6"/>
+              <w:left w:val="single" w:sz="4" w:color="A6A6A6"/>
+              <w:bottom w:val="single" w:sz="4" w:color="A6A6A6"/>
+              <w:right w:val="single" w:sz="4" w:color="A6A6A6"/>
+            </w:tcBorders>
+          </w:tcPr>
+          <w:p>
+            <w:pPr>
+              <w:spacing w:before="0" w:after="0" w:line="276" w:lineRule="auto"/>
+              <w:ind w:firstLine="0"/>
+              <w:jc w:val="center"/>
+            </w:pPr>
+            <w:r/>
+            <w:r>
+              <w:rPr>
+                <w:rFonts w:ascii="Times New Roman" w:hAnsi="Times New Roman" w:eastAsia="楷体"/>
+                <w:b w:val="0"/>
+                <w:color w:val="000000"/>
+                <w:sz w:val="18"/>
+              </w:rPr>
+              <w:t>0.7:46.4:52.9</w:t>
+            </w:r>
+          </w:p>
+        </w:tc>
+        <w:tc>
+          <w:tcPr>
+            <w:tcW w:type="dxa" w:w="1344"/>
+            <w:vAlign w:val="center"/>
+            <w:tcBorders>
+              <w:top w:val="single" w:sz="4" w:color="A6A6A6"/>
+              <w:left w:val="single" w:sz="4" w:color="A6A6A6"/>
+              <w:bottom w:val="single" w:sz="4" w:color="A6A6A6"/>
+              <w:right w:val="single" w:sz="4" w:color="A6A6A6"/>
+            </w:tcBorders>
+          </w:tcPr>
+          <w:p>
+            <w:pPr>
+              <w:spacing w:before="0" w:after="0" w:line="276" w:lineRule="auto"/>
+              <w:ind w:firstLine="0"/>
+              <w:jc w:val="center"/>
+            </w:pPr>
+            <w:r/>
+            <w:r>
+              <w:rPr>
+                <w:rFonts w:ascii="Times New Roman" w:hAnsi="Times New Roman" w:eastAsia="楷体"/>
+                <w:b w:val="0"/>
+                <w:color w:val="000000"/>
+                <w:sz w:val="18"/>
+              </w:rPr>
+              <w:t>2,490.23</w:t>
+            </w:r>
+          </w:p>
+        </w:tc>
+        <w:tc>
+          <w:tcPr>
+            <w:tcW w:type="dxa" w:w="1344"/>
+            <w:vAlign w:val="center"/>
+            <w:tcBorders>
+              <w:top w:val="single" w:sz="4" w:color="A6A6A6"/>
+              <w:left w:val="single" w:sz="4" w:color="A6A6A6"/>
+              <w:bottom w:val="single" w:sz="4" w:color="A6A6A6"/>
+              <w:right w:val="single" w:sz="4" w:color="A6A6A6"/>
+            </w:tcBorders>
+          </w:tcPr>
+          <w:p>
+            <w:pPr>
+              <w:spacing w:before="0" w:after="0" w:line="276" w:lineRule="auto"/>
+              <w:ind w:firstLine="0"/>
+              <w:jc w:val="center"/>
+            </w:pPr>
+            <w:r/>
+            <w:r>
+              <w:rPr>
+                <w:rFonts w:ascii="Times New Roman" w:hAnsi="Times New Roman" w:eastAsia="楷体"/>
+                <w:b w:val="0"/>
+                <w:color w:val="000000"/>
+                <w:sz w:val="18"/>
+              </w:rPr>
+              <w:t>1304.77</w:t>
+            </w:r>
+          </w:p>
+        </w:tc>
+      </w:tr>
+      <w:tr>
+        <w:tc>
+          <w:tcPr>
+            <w:tcW w:type="dxa" w:w="1344"/>
+            <w:vAlign w:val="center"/>
+            <w:tcBorders>
+              <w:top w:val="single" w:sz="4" w:color="A6A6A6"/>
+              <w:left w:val="single" w:sz="4" w:color="A6A6A6"/>
+              <w:bottom w:val="single" w:sz="4" w:color="A6A6A6"/>
+              <w:right w:val="single" w:sz="4" w:color="A6A6A6"/>
+            </w:tcBorders>
+          </w:tcPr>
+          <w:p>
+            <w:pPr>
+              <w:spacing w:before="0" w:after="0" w:line="276" w:lineRule="auto"/>
+              <w:ind w:firstLine="0"/>
+              <w:jc w:val="left"/>
+            </w:pPr>
+            <w:r/>
+            <w:r>
+              <w:rPr>
+                <w:rFonts w:ascii="Times New Roman" w:hAnsi="Times New Roman" w:eastAsia="楷体"/>
+                <w:b w:val="0"/>
+                <w:color w:val="000000"/>
+                <w:sz w:val="18"/>
+              </w:rPr>
+              <w:t>南京市</w:t>
+            </w:r>
+          </w:p>
+        </w:tc>
+        <w:tc>
+          <w:tcPr>
+            <w:tcW w:type="dxa" w:w="1344"/>
+            <w:vAlign w:val="center"/>
+            <w:tcBorders>
+              <w:top w:val="single" w:sz="4" w:color="A6A6A6"/>
+              <w:left w:val="single" w:sz="4" w:color="A6A6A6"/>
+              <w:bottom w:val="single" w:sz="4" w:color="A6A6A6"/>
+              <w:right w:val="single" w:sz="4" w:color="A6A6A6"/>
+            </w:tcBorders>
+          </w:tcPr>
+          <w:p>
+            <w:pPr>
+              <w:spacing w:before="0" w:after="0" w:line="276" w:lineRule="auto"/>
+              <w:ind w:firstLine="0"/>
+              <w:jc w:val="center"/>
+            </w:pPr>
+            <w:r/>
+            <w:r>
+              <w:rPr>
+                <w:rFonts w:ascii="Times New Roman" w:hAnsi="Times New Roman" w:eastAsia="楷体"/>
+                <w:b w:val="0"/>
+                <w:color w:val="000000"/>
+                <w:sz w:val="18"/>
+              </w:rPr>
+              <w:t>19,428.78</w:t>
+            </w:r>
+          </w:p>
+        </w:tc>
+        <w:tc>
+          <w:tcPr>
+            <w:tcW w:type="dxa" w:w="1344"/>
+            <w:vAlign w:val="center"/>
+            <w:tcBorders>
+              <w:top w:val="single" w:sz="4" w:color="A6A6A6"/>
+              <w:left w:val="single" w:sz="4" w:color="A6A6A6"/>
+              <w:bottom w:val="single" w:sz="4" w:color="A6A6A6"/>
+              <w:right w:val="single" w:sz="4" w:color="A6A6A6"/>
+            </w:tcBorders>
+          </w:tcPr>
+          <w:p>
+            <w:pPr>
+              <w:spacing w:before="0" w:after="0" w:line="276" w:lineRule="auto"/>
+              <w:ind w:firstLine="0"/>
+              <w:jc w:val="center"/>
+            </w:pPr>
+            <w:r/>
+            <w:r>
+              <w:rPr>
+                <w:rFonts w:ascii="Times New Roman" w:hAnsi="Times New Roman" w:eastAsia="楷体"/>
+                <w:b w:val="0"/>
+                <w:color w:val="000000"/>
+                <w:sz w:val="18"/>
+              </w:rPr>
+              <w:t>20.22</w:t>
+            </w:r>
+          </w:p>
+        </w:tc>
+        <w:tc>
+          <w:tcPr>
+            <w:tcW w:type="dxa" w:w="1344"/>
+            <w:vAlign w:val="center"/>
+            <w:tcBorders>
+              <w:top w:val="single" w:sz="4" w:color="A6A6A6"/>
+              <w:left w:val="single" w:sz="4" w:color="A6A6A6"/>
+              <w:bottom w:val="single" w:sz="4" w:color="A6A6A6"/>
+              <w:right w:val="single" w:sz="4" w:color="A6A6A6"/>
+            </w:tcBorders>
+          </w:tcPr>
+          <w:p>
+            <w:pPr>
+              <w:spacing w:before="0" w:after="0" w:line="276" w:lineRule="auto"/>
+              <w:ind w:firstLine="0"/>
+              <w:jc w:val="center"/>
+            </w:pPr>
+            <w:r/>
+            <w:r>
+              <w:rPr>
+                <w:rFonts w:ascii="Times New Roman" w:hAnsi="Times New Roman" w:eastAsia="楷体"/>
+                <w:b w:val="0"/>
+                <w:color w:val="000000"/>
+                <w:sz w:val="18"/>
+              </w:rPr>
+              <w:t>5.20%</w:t>
+            </w:r>
+          </w:p>
+        </w:tc>
+        <w:tc>
+          <w:tcPr>
+            <w:tcW w:type="dxa" w:w="1344"/>
+            <w:vAlign w:val="center"/>
+            <w:tcBorders>
+              <w:top w:val="single" w:sz="4" w:color="A6A6A6"/>
+              <w:left w:val="single" w:sz="4" w:color="A6A6A6"/>
+              <w:bottom w:val="single" w:sz="4" w:color="A6A6A6"/>
+              <w:right w:val="single" w:sz="4" w:color="A6A6A6"/>
+            </w:tcBorders>
+          </w:tcPr>
+          <w:p>
+            <w:pPr>
+              <w:spacing w:before="0" w:after="0" w:line="276" w:lineRule="auto"/>
+              <w:ind w:firstLine="0"/>
+              <w:jc w:val="center"/>
+            </w:pPr>
+            <w:r/>
+            <w:r>
+              <w:rPr>
+                <w:rFonts w:ascii="Times New Roman" w:hAnsi="Times New Roman" w:eastAsia="楷体"/>
+                <w:b w:val="0"/>
+                <w:color w:val="000000"/>
+                <w:sz w:val="18"/>
+              </w:rPr>
+              <w:t>1.7:30.2:68</w:t>
+            </w:r>
+          </w:p>
+        </w:tc>
+        <w:tc>
+          <w:tcPr>
+            <w:tcW w:type="dxa" w:w="1344"/>
+            <w:vAlign w:val="center"/>
+            <w:tcBorders>
+              <w:top w:val="single" w:sz="4" w:color="A6A6A6"/>
+              <w:left w:val="single" w:sz="4" w:color="A6A6A6"/>
+              <w:bottom w:val="single" w:sz="4" w:color="A6A6A6"/>
+              <w:right w:val="single" w:sz="4" w:color="A6A6A6"/>
+            </w:tcBorders>
+          </w:tcPr>
+          <w:p>
+            <w:pPr>
+              <w:spacing w:before="0" w:after="0" w:line="276" w:lineRule="auto"/>
+              <w:ind w:firstLine="0"/>
+              <w:jc w:val="center"/>
+            </w:pPr>
+            <w:r/>
+            <w:r>
+              <w:rPr>
+                <w:rFonts w:ascii="Times New Roman" w:hAnsi="Times New Roman" w:eastAsia="楷体"/>
+                <w:b w:val="0"/>
+                <w:color w:val="000000"/>
+                <w:sz w:val="18"/>
+              </w:rPr>
+              <w:t>1,620.91</w:t>
+            </w:r>
+          </w:p>
+        </w:tc>
+        <w:tc>
+          <w:tcPr>
+            <w:tcW w:type="dxa" w:w="1344"/>
+            <w:vAlign w:val="center"/>
+            <w:tcBorders>
+              <w:top w:val="single" w:sz="4" w:color="A6A6A6"/>
+              <w:left w:val="single" w:sz="4" w:color="A6A6A6"/>
+              <w:bottom w:val="single" w:sz="4" w:color="A6A6A6"/>
+              <w:right w:val="single" w:sz="4" w:color="A6A6A6"/>
+            </w:tcBorders>
+          </w:tcPr>
+          <w:p>
+            <w:pPr>
+              <w:spacing w:before="0" w:after="0" w:line="276" w:lineRule="auto"/>
+              <w:ind w:firstLine="0"/>
+              <w:jc w:val="center"/>
+            </w:pPr>
+            <w:r/>
+            <w:r>
+              <w:rPr>
+                <w:rFonts w:ascii="Times New Roman" w:hAnsi="Times New Roman" w:eastAsia="楷体"/>
+                <w:b w:val="0"/>
+                <w:color w:val="000000"/>
+                <w:sz w:val="18"/>
+              </w:rPr>
+              <w:t>963.85</w:t>
+            </w:r>
+          </w:p>
+        </w:tc>
+      </w:tr>
+      <w:tr>
+        <w:tc>
+          <w:tcPr>
+            <w:tcW w:type="dxa" w:w="1344"/>
+            <w:vAlign w:val="center"/>
+            <w:tcBorders>
+              <w:top w:val="single" w:sz="4" w:color="A6A6A6"/>
+              <w:left w:val="single" w:sz="4" w:color="A6A6A6"/>
+              <w:bottom w:val="single" w:sz="4" w:color="A6A6A6"/>
+              <w:right w:val="single" w:sz="4" w:color="A6A6A6"/>
+            </w:tcBorders>
+          </w:tcPr>
+          <w:p>
+            <w:pPr>
+              <w:spacing w:before="0" w:after="0" w:line="276" w:lineRule="auto"/>
+              <w:ind w:firstLine="0"/>
+              <w:jc w:val="left"/>
+            </w:pPr>
+            <w:r/>
+            <w:r>
+              <w:rPr>
+                <w:rFonts w:ascii="Times New Roman" w:hAnsi="Times New Roman" w:eastAsia="楷体"/>
+                <w:b w:val="0"/>
+                <w:color w:val="000000"/>
+                <w:sz w:val="18"/>
+              </w:rPr>
+              <w:t>无锡市</w:t>
+            </w:r>
+          </w:p>
+        </w:tc>
+        <w:tc>
+          <w:tcPr>
+            <w:tcW w:type="dxa" w:w="1344"/>
+            <w:vAlign w:val="center"/>
+            <w:tcBorders>
+              <w:top w:val="single" w:sz="4" w:color="A6A6A6"/>
+              <w:left w:val="single" w:sz="4" w:color="A6A6A6"/>
+              <w:bottom w:val="single" w:sz="4" w:color="A6A6A6"/>
+              <w:right w:val="single" w:sz="4" w:color="A6A6A6"/>
+            </w:tcBorders>
+          </w:tcPr>
+          <w:p>
+            <w:pPr>
+              <w:spacing w:before="0" w:after="0" w:line="276" w:lineRule="auto"/>
+              <w:ind w:firstLine="0"/>
+              <w:jc w:val="center"/>
+            </w:pPr>
+            <w:r/>
+            <w:r>
+              <w:rPr>
+                <w:rFonts w:ascii="Times New Roman" w:hAnsi="Times New Roman" w:eastAsia="楷体"/>
+                <w:b w:val="0"/>
+                <w:color w:val="000000"/>
+                <w:sz w:val="18"/>
+              </w:rPr>
+              <w:t>16,773.94</w:t>
+            </w:r>
+          </w:p>
+        </w:tc>
+        <w:tc>
+          <w:tcPr>
+            <w:tcW w:type="dxa" w:w="1344"/>
+            <w:vAlign w:val="center"/>
+            <w:tcBorders>
+              <w:top w:val="single" w:sz="4" w:color="A6A6A6"/>
+              <w:left w:val="single" w:sz="4" w:color="A6A6A6"/>
+              <w:bottom w:val="single" w:sz="4" w:color="A6A6A6"/>
+              <w:right w:val="single" w:sz="4" w:color="A6A6A6"/>
+            </w:tcBorders>
+          </w:tcPr>
+          <w:p>
+            <w:pPr>
+              <w:spacing w:before="0" w:after="0" w:line="276" w:lineRule="auto"/>
+              <w:ind w:firstLine="0"/>
+              <w:jc w:val="center"/>
+            </w:pPr>
+            <w:r/>
+            <w:r>
+              <w:rPr>
+                <w:rFonts w:ascii="Times New Roman" w:hAnsi="Times New Roman" w:eastAsia="楷体"/>
+                <w:b w:val="0"/>
+                <w:color w:val="000000"/>
+                <w:sz w:val="18"/>
+              </w:rPr>
+              <w:t>22.30</w:t>
             </w:r>
           </w:p>
         </w:tc>
@@ -478,7 +888,7 @@
                 <w:color w:val="000000"/>
                 <w:sz w:val="18"/>
               </w:rPr>
-              <w:t>3.7:68.1:28.2</w:t>
+              <w:t>0.9:46.9:52.2</w:t>
             </w:r>
           </w:p>
         </w:tc>
@@ -507,7 +917,7 @@
                 <w:color w:val="000000"/>
                 <w:sz w:val="18"/>
               </w:rPr>
-              <w:t>803.00</w:t>
+              <w:t>1,225.39</w:t>
             </w:r>
           </w:p>
         </w:tc>
@@ -536,7 +946,7 @@
                 <w:color w:val="000000"/>
                 <w:sz w:val="18"/>
               </w:rPr>
-              <w:t>224.50</w:t>
+              <w:t>753.74</w:t>
             </w:r>
           </w:p>
         </w:tc>
@@ -567,7 +977,7 @@
                 <w:color w:val="000000"/>
                 <w:sz w:val="18"/>
               </w:rPr>
-              <w:t>包头市</w:t>
+              <w:t>南通市</w:t>
             </w:r>
           </w:p>
         </w:tc>
@@ -596,7 +1006,7 @@
                 <w:color w:val="000000"/>
                 <w:sz w:val="18"/>
               </w:rPr>
-              <w:t>4,711.90</w:t>
+              <w:t>12,801.50</w:t>
             </w:r>
           </w:p>
         </w:tc>
@@ -625,7 +1035,827 @@
                 <w:color w:val="000000"/>
                 <w:sz w:val="18"/>
               </w:rPr>
-              <w:t>17.01</w:t>
+              <w:t>16.60</w:t>
+            </w:r>
+          </w:p>
+        </w:tc>
+        <w:tc>
+          <w:tcPr>
+            <w:tcW w:type="dxa" w:w="1344"/>
+            <w:vAlign w:val="center"/>
+            <w:tcBorders>
+              <w:top w:val="single" w:sz="4" w:color="A6A6A6"/>
+              <w:left w:val="single" w:sz="4" w:color="A6A6A6"/>
+              <w:bottom w:val="single" w:sz="4" w:color="A6A6A6"/>
+              <w:right w:val="single" w:sz="4" w:color="A6A6A6"/>
+            </w:tcBorders>
+          </w:tcPr>
+          <w:p>
+            <w:pPr>
+              <w:spacing w:before="0" w:after="0" w:line="276" w:lineRule="auto"/>
+              <w:ind w:firstLine="0"/>
+              <w:jc w:val="center"/>
+            </w:pPr>
+            <w:r/>
+            <w:r>
+              <w:rPr>
+                <w:rFonts w:ascii="Times New Roman" w:hAnsi="Times New Roman" w:eastAsia="楷体"/>
+                <w:b w:val="0"/>
+                <w:color w:val="000000"/>
+                <w:sz w:val="18"/>
+              </w:rPr>
+              <w:t>5.30%</w:t>
+            </w:r>
+          </w:p>
+        </w:tc>
+        <w:tc>
+          <w:tcPr>
+            <w:tcW w:type="dxa" w:w="1344"/>
+            <w:vAlign w:val="center"/>
+            <w:tcBorders>
+              <w:top w:val="single" w:sz="4" w:color="A6A6A6"/>
+              <w:left w:val="single" w:sz="4" w:color="A6A6A6"/>
+              <w:bottom w:val="single" w:sz="4" w:color="A6A6A6"/>
+              <w:right w:val="single" w:sz="4" w:color="A6A6A6"/>
+            </w:tcBorders>
+          </w:tcPr>
+          <w:p>
+            <w:pPr>
+              <w:spacing w:before="0" w:after="0" w:line="276" w:lineRule="auto"/>
+              <w:ind w:firstLine="0"/>
+              <w:jc w:val="center"/>
+            </w:pPr>
+            <w:r/>
+            <w:r>
+              <w:rPr>
+                <w:rFonts w:ascii="Times New Roman" w:hAnsi="Times New Roman" w:eastAsia="楷体"/>
+                <w:b w:val="0"/>
+                <w:color w:val="000000"/>
+                <w:sz w:val="18"/>
+              </w:rPr>
+              <w:t>4.2:46.1:49.7</w:t>
+            </w:r>
+          </w:p>
+        </w:tc>
+        <w:tc>
+          <w:tcPr>
+            <w:tcW w:type="dxa" w:w="1344"/>
+            <w:vAlign w:val="center"/>
+            <w:tcBorders>
+              <w:top w:val="single" w:sz="4" w:color="A6A6A6"/>
+              <w:left w:val="single" w:sz="4" w:color="A6A6A6"/>
+              <w:bottom w:val="single" w:sz="4" w:color="A6A6A6"/>
+              <w:right w:val="single" w:sz="4" w:color="A6A6A6"/>
+            </w:tcBorders>
+          </w:tcPr>
+          <w:p>
+            <w:pPr>
+              <w:spacing w:before="0" w:after="0" w:line="276" w:lineRule="auto"/>
+              <w:ind w:firstLine="0"/>
+              <w:jc w:val="center"/>
+            </w:pPr>
+            <w:r/>
+            <w:r>
+              <w:rPr>
+                <w:rFonts w:ascii="Times New Roman" w:hAnsi="Times New Roman" w:eastAsia="楷体"/>
+                <w:b w:val="0"/>
+                <w:color w:val="000000"/>
+                <w:sz w:val="18"/>
+              </w:rPr>
+              <w:t>730.04</w:t>
+            </w:r>
+          </w:p>
+        </w:tc>
+        <w:tc>
+          <w:tcPr>
+            <w:tcW w:type="dxa" w:w="1344"/>
+            <w:vAlign w:val="center"/>
+            <w:tcBorders>
+              <w:top w:val="single" w:sz="4" w:color="A6A6A6"/>
+              <w:left w:val="single" w:sz="4" w:color="A6A6A6"/>
+              <w:bottom w:val="single" w:sz="4" w:color="A6A6A6"/>
+              <w:right w:val="single" w:sz="4" w:color="A6A6A6"/>
+            </w:tcBorders>
+          </w:tcPr>
+          <w:p>
+            <w:pPr>
+              <w:spacing w:before="0" w:after="0" w:line="276" w:lineRule="auto"/>
+              <w:ind w:firstLine="0"/>
+              <w:jc w:val="center"/>
+            </w:pPr>
+            <w:r/>
+            <w:r>
+              <w:rPr>
+                <w:rFonts w:ascii="Times New Roman" w:hAnsi="Times New Roman" w:eastAsia="楷体"/>
+                <w:b w:val="0"/>
+                <w:color w:val="000000"/>
+                <w:sz w:val="18"/>
+              </w:rPr>
+              <w:t>—</w:t>
+            </w:r>
+          </w:p>
+        </w:tc>
+      </w:tr>
+      <w:tr>
+        <w:tc>
+          <w:tcPr>
+            <w:tcW w:type="dxa" w:w="1344"/>
+            <w:vAlign w:val="center"/>
+            <w:tcBorders>
+              <w:top w:val="single" w:sz="4" w:color="A6A6A6"/>
+              <w:left w:val="single" w:sz="4" w:color="A6A6A6"/>
+              <w:bottom w:val="single" w:sz="4" w:color="A6A6A6"/>
+              <w:right w:val="single" w:sz="4" w:color="A6A6A6"/>
+            </w:tcBorders>
+          </w:tcPr>
+          <w:p>
+            <w:pPr>
+              <w:spacing w:before="0" w:after="0" w:line="276" w:lineRule="auto"/>
+              <w:ind w:firstLine="0"/>
+              <w:jc w:val="left"/>
+            </w:pPr>
+            <w:r/>
+            <w:r>
+              <w:rPr>
+                <w:rFonts w:ascii="Times New Roman" w:hAnsi="Times New Roman" w:eastAsia="楷体"/>
+                <w:b w:val="0"/>
+                <w:color w:val="000000"/>
+                <w:sz w:val="18"/>
+              </w:rPr>
+              <w:t>常州市</w:t>
+            </w:r>
+          </w:p>
+        </w:tc>
+        <w:tc>
+          <w:tcPr>
+            <w:tcW w:type="dxa" w:w="1344"/>
+            <w:vAlign w:val="center"/>
+            <w:tcBorders>
+              <w:top w:val="single" w:sz="4" w:color="A6A6A6"/>
+              <w:left w:val="single" w:sz="4" w:color="A6A6A6"/>
+              <w:bottom w:val="single" w:sz="4" w:color="A6A6A6"/>
+              <w:right w:val="single" w:sz="4" w:color="A6A6A6"/>
+            </w:tcBorders>
+          </w:tcPr>
+          <w:p>
+            <w:pPr>
+              <w:spacing w:before="0" w:after="0" w:line="276" w:lineRule="auto"/>
+              <w:ind w:firstLine="0"/>
+              <w:jc w:val="center"/>
+            </w:pPr>
+            <w:r/>
+            <w:r>
+              <w:rPr>
+                <w:rFonts w:ascii="Times New Roman" w:hAnsi="Times New Roman" w:eastAsia="楷体"/>
+                <w:b w:val="0"/>
+                <w:color w:val="000000"/>
+                <w:sz w:val="18"/>
+              </w:rPr>
+              <w:t>11,158.70</w:t>
+            </w:r>
+          </w:p>
+        </w:tc>
+        <w:tc>
+          <w:tcPr>
+            <w:tcW w:type="dxa" w:w="1344"/>
+            <w:vAlign w:val="center"/>
+            <w:tcBorders>
+              <w:top w:val="single" w:sz="4" w:color="A6A6A6"/>
+              <w:left w:val="single" w:sz="4" w:color="A6A6A6"/>
+              <w:bottom w:val="single" w:sz="4" w:color="A6A6A6"/>
+              <w:right w:val="single" w:sz="4" w:color="A6A6A6"/>
+            </w:tcBorders>
+          </w:tcPr>
+          <w:p>
+            <w:pPr>
+              <w:spacing w:before="0" w:after="0" w:line="276" w:lineRule="auto"/>
+              <w:ind w:firstLine="0"/>
+              <w:jc w:val="center"/>
+            </w:pPr>
+            <w:r/>
+            <w:r>
+              <w:rPr>
+                <w:rFonts w:ascii="Times New Roman" w:hAnsi="Times New Roman" w:eastAsia="楷体"/>
+                <w:b w:val="0"/>
+                <w:color w:val="000000"/>
+                <w:sz w:val="18"/>
+              </w:rPr>
+              <w:t>20.70</w:t>
+            </w:r>
+          </w:p>
+        </w:tc>
+        <w:tc>
+          <w:tcPr>
+            <w:tcW w:type="dxa" w:w="1344"/>
+            <w:vAlign w:val="center"/>
+            <w:tcBorders>
+              <w:top w:val="single" w:sz="4" w:color="A6A6A6"/>
+              <w:left w:val="single" w:sz="4" w:color="A6A6A6"/>
+              <w:bottom w:val="single" w:sz="4" w:color="A6A6A6"/>
+              <w:right w:val="single" w:sz="4" w:color="A6A6A6"/>
+            </w:tcBorders>
+          </w:tcPr>
+          <w:p>
+            <w:pPr>
+              <w:spacing w:before="0" w:after="0" w:line="276" w:lineRule="auto"/>
+              <w:ind w:firstLine="0"/>
+              <w:jc w:val="center"/>
+            </w:pPr>
+            <w:r/>
+            <w:r>
+              <w:rPr>
+                <w:rFonts w:ascii="Times New Roman" w:hAnsi="Times New Roman" w:eastAsia="楷体"/>
+                <w:b w:val="0"/>
+                <w:color w:val="000000"/>
+                <w:sz w:val="18"/>
+              </w:rPr>
+              <w:t>5.20%</w:t>
+            </w:r>
+          </w:p>
+        </w:tc>
+        <w:tc>
+          <w:tcPr>
+            <w:tcW w:type="dxa" w:w="1344"/>
+            <w:vAlign w:val="center"/>
+            <w:tcBorders>
+              <w:top w:val="single" w:sz="4" w:color="A6A6A6"/>
+              <w:left w:val="single" w:sz="4" w:color="A6A6A6"/>
+              <w:bottom w:val="single" w:sz="4" w:color="A6A6A6"/>
+              <w:right w:val="single" w:sz="4" w:color="A6A6A6"/>
+            </w:tcBorders>
+          </w:tcPr>
+          <w:p>
+            <w:pPr>
+              <w:spacing w:before="0" w:after="0" w:line="276" w:lineRule="auto"/>
+              <w:ind w:firstLine="0"/>
+              <w:jc w:val="center"/>
+            </w:pPr>
+            <w:r/>
+            <w:r>
+              <w:rPr>
+                <w:rFonts w:ascii="Times New Roman" w:hAnsi="Times New Roman" w:eastAsia="楷体"/>
+                <w:b w:val="0"/>
+                <w:color w:val="000000"/>
+                <w:sz w:val="18"/>
+              </w:rPr>
+              <w:t>1.6:46.2:52.2</w:t>
+            </w:r>
+          </w:p>
+        </w:tc>
+        <w:tc>
+          <w:tcPr>
+            <w:tcW w:type="dxa" w:w="1344"/>
+            <w:vAlign w:val="center"/>
+            <w:tcBorders>
+              <w:top w:val="single" w:sz="4" w:color="A6A6A6"/>
+              <w:left w:val="single" w:sz="4" w:color="A6A6A6"/>
+              <w:bottom w:val="single" w:sz="4" w:color="A6A6A6"/>
+              <w:right w:val="single" w:sz="4" w:color="A6A6A6"/>
+            </w:tcBorders>
+          </w:tcPr>
+          <w:p>
+            <w:pPr>
+              <w:spacing w:before="0" w:after="0" w:line="276" w:lineRule="auto"/>
+              <w:ind w:firstLine="0"/>
+              <w:jc w:val="center"/>
+            </w:pPr>
+            <w:r/>
+            <w:r>
+              <w:rPr>
+                <w:rFonts w:ascii="Times New Roman" w:hAnsi="Times New Roman" w:eastAsia="楷体"/>
+                <w:b w:val="0"/>
+                <w:color w:val="000000"/>
+                <w:sz w:val="18"/>
+              </w:rPr>
+              <w:t>715.47</w:t>
+            </w:r>
+          </w:p>
+        </w:tc>
+        <w:tc>
+          <w:tcPr>
+            <w:tcW w:type="dxa" w:w="1344"/>
+            <w:vAlign w:val="center"/>
+            <w:tcBorders>
+              <w:top w:val="single" w:sz="4" w:color="A6A6A6"/>
+              <w:left w:val="single" w:sz="4" w:color="A6A6A6"/>
+              <w:bottom w:val="single" w:sz="4" w:color="A6A6A6"/>
+              <w:right w:val="single" w:sz="4" w:color="A6A6A6"/>
+            </w:tcBorders>
+          </w:tcPr>
+          <w:p>
+            <w:pPr>
+              <w:spacing w:before="0" w:after="0" w:line="276" w:lineRule="auto"/>
+              <w:ind w:firstLine="0"/>
+              <w:jc w:val="center"/>
+            </w:pPr>
+            <w:r/>
+            <w:r>
+              <w:rPr>
+                <w:rFonts w:ascii="Times New Roman" w:hAnsi="Times New Roman" w:eastAsia="楷体"/>
+                <w:b w:val="0"/>
+                <w:color w:val="000000"/>
+                <w:sz w:val="18"/>
+              </w:rPr>
+              <w:t>541.54</w:t>
+            </w:r>
+          </w:p>
+        </w:tc>
+      </w:tr>
+      <w:tr>
+        <w:tc>
+          <w:tcPr>
+            <w:tcW w:type="dxa" w:w="1344"/>
+            <w:vAlign w:val="center"/>
+            <w:tcBorders>
+              <w:top w:val="single" w:sz="4" w:color="A6A6A6"/>
+              <w:left w:val="single" w:sz="4" w:color="A6A6A6"/>
+              <w:bottom w:val="single" w:sz="4" w:color="A6A6A6"/>
+              <w:right w:val="single" w:sz="4" w:color="A6A6A6"/>
+            </w:tcBorders>
+          </w:tcPr>
+          <w:p>
+            <w:pPr>
+              <w:spacing w:before="0" w:after="0" w:line="276" w:lineRule="auto"/>
+              <w:ind w:firstLine="0"/>
+              <w:jc w:val="left"/>
+            </w:pPr>
+            <w:r/>
+            <w:r>
+              <w:rPr>
+                <w:rFonts w:ascii="Times New Roman" w:hAnsi="Times New Roman" w:eastAsia="楷体"/>
+                <w:b w:val="0"/>
+                <w:color w:val="000000"/>
+                <w:sz w:val="18"/>
+              </w:rPr>
+              <w:t>徐州市</w:t>
+            </w:r>
+          </w:p>
+        </w:tc>
+        <w:tc>
+          <w:tcPr>
+            <w:tcW w:type="dxa" w:w="1344"/>
+            <w:vAlign w:val="center"/>
+            <w:tcBorders>
+              <w:top w:val="single" w:sz="4" w:color="A6A6A6"/>
+              <w:left w:val="single" w:sz="4" w:color="A6A6A6"/>
+              <w:bottom w:val="single" w:sz="4" w:color="A6A6A6"/>
+              <w:right w:val="single" w:sz="4" w:color="A6A6A6"/>
+            </w:tcBorders>
+          </w:tcPr>
+          <w:p>
+            <w:pPr>
+              <w:spacing w:before="0" w:after="0" w:line="276" w:lineRule="auto"/>
+              <w:ind w:firstLine="0"/>
+              <w:jc w:val="center"/>
+            </w:pPr>
+            <w:r/>
+            <w:r>
+              <w:rPr>
+                <w:rFonts w:ascii="Times New Roman" w:hAnsi="Times New Roman" w:eastAsia="楷体"/>
+                <w:b w:val="0"/>
+                <w:color w:val="000000"/>
+                <w:sz w:val="18"/>
+              </w:rPr>
+              <w:t>9,957.22</w:t>
+            </w:r>
+          </w:p>
+        </w:tc>
+        <w:tc>
+          <w:tcPr>
+            <w:tcW w:type="dxa" w:w="1344"/>
+            <w:vAlign w:val="center"/>
+            <w:tcBorders>
+              <w:top w:val="single" w:sz="4" w:color="A6A6A6"/>
+              <w:left w:val="single" w:sz="4" w:color="A6A6A6"/>
+              <w:bottom w:val="single" w:sz="4" w:color="A6A6A6"/>
+              <w:right w:val="single" w:sz="4" w:color="A6A6A6"/>
+            </w:tcBorders>
+          </w:tcPr>
+          <w:p>
+            <w:pPr>
+              <w:spacing w:before="0" w:after="0" w:line="276" w:lineRule="auto"/>
+              <w:ind w:firstLine="0"/>
+              <w:jc w:val="center"/>
+            </w:pPr>
+            <w:r/>
+            <w:r>
+              <w:rPr>
+                <w:rFonts w:ascii="Times New Roman" w:hAnsi="Times New Roman" w:eastAsia="楷体"/>
+                <w:b w:val="0"/>
+                <w:color w:val="000000"/>
+                <w:sz w:val="18"/>
+              </w:rPr>
+              <w:t>—</w:t>
+            </w:r>
+          </w:p>
+        </w:tc>
+        <w:tc>
+          <w:tcPr>
+            <w:tcW w:type="dxa" w:w="1344"/>
+            <w:vAlign w:val="center"/>
+            <w:tcBorders>
+              <w:top w:val="single" w:sz="4" w:color="A6A6A6"/>
+              <w:left w:val="single" w:sz="4" w:color="A6A6A6"/>
+              <w:bottom w:val="single" w:sz="4" w:color="A6A6A6"/>
+              <w:right w:val="single" w:sz="4" w:color="A6A6A6"/>
+            </w:tcBorders>
+          </w:tcPr>
+          <w:p>
+            <w:pPr>
+              <w:spacing w:before="0" w:after="0" w:line="276" w:lineRule="auto"/>
+              <w:ind w:firstLine="0"/>
+              <w:jc w:val="center"/>
+            </w:pPr>
+            <w:r/>
+            <w:r>
+              <w:rPr>
+                <w:rFonts w:ascii="Times New Roman" w:hAnsi="Times New Roman" w:eastAsia="楷体"/>
+                <w:b w:val="0"/>
+                <w:color w:val="000000"/>
+                <w:sz w:val="18"/>
+              </w:rPr>
+              <w:t>5.80%</w:t>
+            </w:r>
+          </w:p>
+        </w:tc>
+        <w:tc>
+          <w:tcPr>
+            <w:tcW w:type="dxa" w:w="1344"/>
+            <w:vAlign w:val="center"/>
+            <w:tcBorders>
+              <w:top w:val="single" w:sz="4" w:color="A6A6A6"/>
+              <w:left w:val="single" w:sz="4" w:color="A6A6A6"/>
+              <w:bottom w:val="single" w:sz="4" w:color="A6A6A6"/>
+              <w:right w:val="single" w:sz="4" w:color="A6A6A6"/>
+            </w:tcBorders>
+          </w:tcPr>
+          <w:p>
+            <w:pPr>
+              <w:spacing w:before="0" w:after="0" w:line="276" w:lineRule="auto"/>
+              <w:ind w:firstLine="0"/>
+              <w:jc w:val="center"/>
+            </w:pPr>
+            <w:r/>
+            <w:r>
+              <w:rPr>
+                <w:rFonts w:ascii="Times New Roman" w:hAnsi="Times New Roman" w:eastAsia="楷体"/>
+                <w:b w:val="0"/>
+                <w:color w:val="000000"/>
+                <w:sz w:val="18"/>
+              </w:rPr>
+              <w:t xml:space="preserve"> </w:t>
+            </w:r>
+          </w:p>
+        </w:tc>
+        <w:tc>
+          <w:tcPr>
+            <w:tcW w:type="dxa" w:w="1344"/>
+            <w:vAlign w:val="center"/>
+            <w:tcBorders>
+              <w:top w:val="single" w:sz="4" w:color="A6A6A6"/>
+              <w:left w:val="single" w:sz="4" w:color="A6A6A6"/>
+              <w:bottom w:val="single" w:sz="4" w:color="A6A6A6"/>
+              <w:right w:val="single" w:sz="4" w:color="A6A6A6"/>
+            </w:tcBorders>
+          </w:tcPr>
+          <w:p>
+            <w:pPr>
+              <w:spacing w:before="0" w:after="0" w:line="276" w:lineRule="auto"/>
+              <w:ind w:firstLine="0"/>
+              <w:jc w:val="center"/>
+            </w:pPr>
+            <w:r/>
+            <w:r>
+              <w:rPr>
+                <w:rFonts w:ascii="Times New Roman" w:hAnsi="Times New Roman" w:eastAsia="楷体"/>
+                <w:b w:val="0"/>
+                <w:color w:val="000000"/>
+                <w:sz w:val="18"/>
+              </w:rPr>
+              <w:t>575.33</w:t>
+            </w:r>
+          </w:p>
+        </w:tc>
+        <w:tc>
+          <w:tcPr>
+            <w:tcW w:type="dxa" w:w="1344"/>
+            <w:vAlign w:val="center"/>
+            <w:tcBorders>
+              <w:top w:val="single" w:sz="4" w:color="A6A6A6"/>
+              <w:left w:val="single" w:sz="4" w:color="A6A6A6"/>
+              <w:bottom w:val="single" w:sz="4" w:color="A6A6A6"/>
+              <w:right w:val="single" w:sz="4" w:color="A6A6A6"/>
+            </w:tcBorders>
+          </w:tcPr>
+          <w:p>
+            <w:pPr>
+              <w:spacing w:before="0" w:after="0" w:line="276" w:lineRule="auto"/>
+              <w:ind w:firstLine="0"/>
+              <w:jc w:val="center"/>
+            </w:pPr>
+            <w:r/>
+            <w:r>
+              <w:rPr>
+                <w:rFonts w:ascii="Times New Roman" w:hAnsi="Times New Roman" w:eastAsia="楷体"/>
+                <w:b w:val="0"/>
+                <w:color w:val="000000"/>
+                <w:sz w:val="18"/>
+              </w:rPr>
+              <w:t>—</w:t>
+            </w:r>
+          </w:p>
+        </w:tc>
+      </w:tr>
+      <w:tr>
+        <w:tc>
+          <w:tcPr>
+            <w:tcW w:type="dxa" w:w="1344"/>
+            <w:vAlign w:val="center"/>
+            <w:tcBorders>
+              <w:top w:val="single" w:sz="4" w:color="A6A6A6"/>
+              <w:left w:val="single" w:sz="4" w:color="A6A6A6"/>
+              <w:bottom w:val="single" w:sz="4" w:color="A6A6A6"/>
+              <w:right w:val="single" w:sz="4" w:color="A6A6A6"/>
+            </w:tcBorders>
+          </w:tcPr>
+          <w:p>
+            <w:pPr>
+              <w:spacing w:before="0" w:after="0" w:line="276" w:lineRule="auto"/>
+              <w:ind w:firstLine="0"/>
+              <w:jc w:val="left"/>
+            </w:pPr>
+            <w:r/>
+            <w:r>
+              <w:rPr>
+                <w:rFonts w:ascii="Times New Roman" w:hAnsi="Times New Roman" w:eastAsia="楷体"/>
+                <w:b w:val="0"/>
+                <w:color w:val="000000"/>
+                <w:sz w:val="18"/>
+              </w:rPr>
+              <w:t>扬州市</w:t>
+            </w:r>
+          </w:p>
+        </w:tc>
+        <w:tc>
+          <w:tcPr>
+            <w:tcW w:type="dxa" w:w="1344"/>
+            <w:vAlign w:val="center"/>
+            <w:tcBorders>
+              <w:top w:val="single" w:sz="4" w:color="A6A6A6"/>
+              <w:left w:val="single" w:sz="4" w:color="A6A6A6"/>
+              <w:bottom w:val="single" w:sz="4" w:color="A6A6A6"/>
+              <w:right w:val="single" w:sz="4" w:color="A6A6A6"/>
+            </w:tcBorders>
+          </w:tcPr>
+          <w:p>
+            <w:pPr>
+              <w:spacing w:before="0" w:after="0" w:line="276" w:lineRule="auto"/>
+              <w:ind w:firstLine="0"/>
+              <w:jc w:val="center"/>
+            </w:pPr>
+            <w:r/>
+            <w:r>
+              <w:rPr>
+                <w:rFonts w:ascii="Times New Roman" w:hAnsi="Times New Roman" w:eastAsia="楷体"/>
+                <w:b w:val="0"/>
+                <w:color w:val="000000"/>
+                <w:sz w:val="18"/>
+              </w:rPr>
+              <w:t>8,056.75</w:t>
+            </w:r>
+          </w:p>
+        </w:tc>
+        <w:tc>
+          <w:tcPr>
+            <w:tcW w:type="dxa" w:w="1344"/>
+            <w:vAlign w:val="center"/>
+            <w:tcBorders>
+              <w:top w:val="single" w:sz="4" w:color="A6A6A6"/>
+              <w:left w:val="single" w:sz="4" w:color="A6A6A6"/>
+              <w:bottom w:val="single" w:sz="4" w:color="A6A6A6"/>
+              <w:right w:val="single" w:sz="4" w:color="A6A6A6"/>
+            </w:tcBorders>
+          </w:tcPr>
+          <w:p>
+            <w:pPr>
+              <w:spacing w:before="0" w:after="0" w:line="276" w:lineRule="auto"/>
+              <w:ind w:firstLine="0"/>
+              <w:jc w:val="center"/>
+            </w:pPr>
+            <w:r/>
+            <w:r>
+              <w:rPr>
+                <w:rFonts w:ascii="Times New Roman" w:hAnsi="Times New Roman" w:eastAsia="楷体"/>
+                <w:b w:val="0"/>
+                <w:color w:val="000000"/>
+                <w:sz w:val="18"/>
+              </w:rPr>
+              <w:t>—</w:t>
+            </w:r>
+          </w:p>
+        </w:tc>
+        <w:tc>
+          <w:tcPr>
+            <w:tcW w:type="dxa" w:w="1344"/>
+            <w:vAlign w:val="center"/>
+            <w:tcBorders>
+              <w:top w:val="single" w:sz="4" w:color="A6A6A6"/>
+              <w:left w:val="single" w:sz="4" w:color="A6A6A6"/>
+              <w:bottom w:val="single" w:sz="4" w:color="A6A6A6"/>
+              <w:right w:val="single" w:sz="4" w:color="A6A6A6"/>
+            </w:tcBorders>
+          </w:tcPr>
+          <w:p>
+            <w:pPr>
+              <w:spacing w:before="0" w:after="0" w:line="276" w:lineRule="auto"/>
+              <w:ind w:firstLine="0"/>
+              <w:jc w:val="center"/>
+            </w:pPr>
+            <w:r/>
+            <w:r>
+              <w:rPr>
+                <w:rFonts w:ascii="Times New Roman" w:hAnsi="Times New Roman" w:eastAsia="楷体"/>
+                <w:b w:val="0"/>
+                <w:color w:val="000000"/>
+                <w:sz w:val="18"/>
+              </w:rPr>
+              <w:t>5.50%</w:t>
+            </w:r>
+          </w:p>
+        </w:tc>
+        <w:tc>
+          <w:tcPr>
+            <w:tcW w:type="dxa" w:w="1344"/>
+            <w:vAlign w:val="center"/>
+            <w:tcBorders>
+              <w:top w:val="single" w:sz="4" w:color="A6A6A6"/>
+              <w:left w:val="single" w:sz="4" w:color="A6A6A6"/>
+              <w:bottom w:val="single" w:sz="4" w:color="A6A6A6"/>
+              <w:right w:val="single" w:sz="4" w:color="A6A6A6"/>
+            </w:tcBorders>
+          </w:tcPr>
+          <w:p>
+            <w:pPr>
+              <w:spacing w:before="0" w:after="0" w:line="276" w:lineRule="auto"/>
+              <w:ind w:firstLine="0"/>
+              <w:jc w:val="center"/>
+            </w:pPr>
+            <w:r/>
+            <w:r>
+              <w:rPr>
+                <w:rFonts w:ascii="Times New Roman" w:hAnsi="Times New Roman" w:eastAsia="楷体"/>
+                <w:b w:val="0"/>
+                <w:color w:val="000000"/>
+                <w:sz w:val="18"/>
+              </w:rPr>
+              <w:t xml:space="preserve"> </w:t>
+            </w:r>
+          </w:p>
+        </w:tc>
+        <w:tc>
+          <w:tcPr>
+            <w:tcW w:type="dxa" w:w="1344"/>
+            <w:vAlign w:val="center"/>
+            <w:tcBorders>
+              <w:top w:val="single" w:sz="4" w:color="A6A6A6"/>
+              <w:left w:val="single" w:sz="4" w:color="A6A6A6"/>
+              <w:bottom w:val="single" w:sz="4" w:color="A6A6A6"/>
+              <w:right w:val="single" w:sz="4" w:color="A6A6A6"/>
+            </w:tcBorders>
+          </w:tcPr>
+          <w:p>
+            <w:pPr>
+              <w:spacing w:before="0" w:after="0" w:line="276" w:lineRule="auto"/>
+              <w:ind w:firstLine="0"/>
+              <w:jc w:val="center"/>
+            </w:pPr>
+            <w:r/>
+            <w:r>
+              <w:rPr>
+                <w:rFonts w:ascii="Times New Roman" w:hAnsi="Times New Roman" w:eastAsia="楷体"/>
+                <w:b w:val="0"/>
+                <w:color w:val="000000"/>
+                <w:sz w:val="18"/>
+              </w:rPr>
+              <w:t>376.30</w:t>
+            </w:r>
+          </w:p>
+        </w:tc>
+        <w:tc>
+          <w:tcPr>
+            <w:tcW w:type="dxa" w:w="1344"/>
+            <w:vAlign w:val="center"/>
+            <w:tcBorders>
+              <w:top w:val="single" w:sz="4" w:color="A6A6A6"/>
+              <w:left w:val="single" w:sz="4" w:color="A6A6A6"/>
+              <w:bottom w:val="single" w:sz="4" w:color="A6A6A6"/>
+              <w:right w:val="single" w:sz="4" w:color="A6A6A6"/>
+            </w:tcBorders>
+          </w:tcPr>
+          <w:p>
+            <w:pPr>
+              <w:spacing w:before="0" w:after="0" w:line="276" w:lineRule="auto"/>
+              <w:ind w:firstLine="0"/>
+              <w:jc w:val="center"/>
+            </w:pPr>
+            <w:r/>
+            <w:r>
+              <w:rPr>
+                <w:rFonts w:ascii="Times New Roman" w:hAnsi="Times New Roman" w:eastAsia="楷体"/>
+                <w:b w:val="0"/>
+                <w:color w:val="000000"/>
+                <w:sz w:val="18"/>
+              </w:rPr>
+              <w:t>—</w:t>
+            </w:r>
+          </w:p>
+        </w:tc>
+      </w:tr>
+      <w:tr>
+        <w:tc>
+          <w:tcPr>
+            <w:tcW w:type="dxa" w:w="1344"/>
+            <w:vAlign w:val="center"/>
+            <w:tcBorders>
+              <w:top w:val="single" w:sz="4" w:color="A6A6A6"/>
+              <w:left w:val="single" w:sz="4" w:color="A6A6A6"/>
+              <w:bottom w:val="single" w:sz="4" w:color="A6A6A6"/>
+              <w:right w:val="single" w:sz="4" w:color="A6A6A6"/>
+            </w:tcBorders>
+          </w:tcPr>
+          <w:p>
+            <w:pPr>
+              <w:spacing w:before="0" w:after="0" w:line="276" w:lineRule="auto"/>
+              <w:ind w:firstLine="0"/>
+              <w:jc w:val="left"/>
+            </w:pPr>
+            <w:r/>
+            <w:r>
+              <w:rPr>
+                <w:rFonts w:ascii="Times New Roman" w:hAnsi="Times New Roman" w:eastAsia="楷体"/>
+                <w:b w:val="0"/>
+                <w:color w:val="000000"/>
+                <w:sz w:val="18"/>
+              </w:rPr>
+              <w:t>盐城市</w:t>
+            </w:r>
+          </w:p>
+        </w:tc>
+        <w:tc>
+          <w:tcPr>
+            <w:tcW w:type="dxa" w:w="1344"/>
+            <w:vAlign w:val="center"/>
+            <w:tcBorders>
+              <w:top w:val="single" w:sz="4" w:color="A6A6A6"/>
+              <w:left w:val="single" w:sz="4" w:color="A6A6A6"/>
+              <w:bottom w:val="single" w:sz="4" w:color="A6A6A6"/>
+              <w:right w:val="single" w:sz="4" w:color="A6A6A6"/>
+            </w:tcBorders>
+          </w:tcPr>
+          <w:p>
+            <w:pPr>
+              <w:spacing w:before="0" w:after="0" w:line="276" w:lineRule="auto"/>
+              <w:ind w:firstLine="0"/>
+              <w:jc w:val="center"/>
+            </w:pPr>
+            <w:r/>
+            <w:r>
+              <w:rPr>
+                <w:rFonts w:ascii="Times New Roman" w:hAnsi="Times New Roman" w:eastAsia="楷体"/>
+                <w:b w:val="0"/>
+                <w:color w:val="000000"/>
+                <w:sz w:val="18"/>
+              </w:rPr>
+              <w:t>8,045.30</w:t>
+            </w:r>
+          </w:p>
+        </w:tc>
+        <w:tc>
+          <w:tcPr>
+            <w:tcW w:type="dxa" w:w="1344"/>
+            <w:vAlign w:val="center"/>
+            <w:tcBorders>
+              <w:top w:val="single" w:sz="4" w:color="A6A6A6"/>
+              <w:left w:val="single" w:sz="4" w:color="A6A6A6"/>
+              <w:bottom w:val="single" w:sz="4" w:color="A6A6A6"/>
+              <w:right w:val="single" w:sz="4" w:color="A6A6A6"/>
+            </w:tcBorders>
+          </w:tcPr>
+          <w:p>
+            <w:pPr>
+              <w:spacing w:before="0" w:after="0" w:line="276" w:lineRule="auto"/>
+              <w:ind w:firstLine="0"/>
+              <w:jc w:val="center"/>
+            </w:pPr>
+            <w:r/>
+            <w:r>
+              <w:rPr>
+                <w:rFonts w:ascii="Times New Roman" w:hAnsi="Times New Roman" w:eastAsia="楷体"/>
+                <w:b w:val="0"/>
+                <w:color w:val="000000"/>
+                <w:sz w:val="18"/>
+              </w:rPr>
+              <w:t>—</w:t>
             </w:r>
           </w:p>
         </w:tc>
@@ -683,7 +1913,7 @@
                 <w:color w:val="000000"/>
                 <w:sz w:val="18"/>
               </w:rPr>
-              <w:t>3.2:46:50.8</w:t>
+              <w:t xml:space="preserve"> </w:t>
             </w:r>
           </w:p>
         </w:tc>
@@ -712,7 +1942,7 @@
                 <w:color w:val="000000"/>
                 <w:sz w:val="18"/>
               </w:rPr>
-              <w:t>183.71</w:t>
+              <w:t>515.74</w:t>
             </w:r>
           </w:p>
         </w:tc>
@@ -741,7 +1971,7 @@
                 <w:color w:val="000000"/>
                 <w:sz w:val="18"/>
               </w:rPr>
-              <w:t>277.40</w:t>
+              <w:t>—</w:t>
             </w:r>
           </w:p>
         </w:tc>
@@ -772,7 +2002,7 @@
                 <w:color w:val="000000"/>
                 <w:sz w:val="18"/>
               </w:rPr>
-              <w:t>呼和浩特市</w:t>
+              <w:t>泰州市</w:t>
             </w:r>
           </w:p>
         </w:tc>
@@ -801,7 +2031,7 @@
                 <w:color w:val="000000"/>
                 <w:sz w:val="18"/>
               </w:rPr>
-              <w:t>4,278.30</w:t>
+              <w:t>7,255.27</w:t>
             </w:r>
           </w:p>
         </w:tc>
@@ -830,7 +2060,7 @@
                 <w:color w:val="000000"/>
                 <w:sz w:val="18"/>
               </w:rPr>
-              <w:t>11.72</w:t>
+              <w:t>—</w:t>
             </w:r>
           </w:p>
         </w:tc>
@@ -859,7 +2089,7 @@
                 <w:color w:val="000000"/>
                 <w:sz w:val="18"/>
               </w:rPr>
-              <w:t>5.20%</w:t>
+              <w:t>5.30%</w:t>
             </w:r>
           </w:p>
         </w:tc>
@@ -888,7 +2118,7 @@
                 <w:color w:val="000000"/>
                 <w:sz w:val="18"/>
               </w:rPr>
-              <w:t>4.2:30.1:65.6</w:t>
+              <w:t xml:space="preserve"> </w:t>
             </w:r>
           </w:p>
         </w:tc>
@@ -917,7 +2147,7 @@
                 <w:color w:val="000000"/>
                 <w:sz w:val="18"/>
               </w:rPr>
-              <w:t>268.61</w:t>
+              <w:t>475.49</w:t>
             </w:r>
           </w:p>
         </w:tc>
@@ -946,7 +2176,7 @@
                 <w:color w:val="000000"/>
                 <w:sz w:val="18"/>
               </w:rPr>
-              <w:t>366.10</w:t>
+              <w:t>—</w:t>
             </w:r>
           </w:p>
         </w:tc>
@@ -977,7 +2207,7 @@
                 <w:color w:val="000000"/>
                 <w:sz w:val="18"/>
               </w:rPr>
-              <w:t>赤峰市</w:t>
+              <w:t>镇江市</w:t>
             </w:r>
           </w:p>
         </w:tc>
@@ -1006,7 +2236,7 @@
                 <w:color w:val="000000"/>
                 <w:sz w:val="18"/>
               </w:rPr>
-              <w:t>2,407.10</w:t>
+              <w:t>5,736.78</w:t>
             </w:r>
           </w:p>
         </w:tc>
@@ -1035,7 +2265,7 @@
                 <w:color w:val="000000"/>
                 <w:sz w:val="18"/>
               </w:rPr>
-              <w:t>6.16</w:t>
+              <w:t>—</w:t>
             </w:r>
           </w:p>
         </w:tc>
@@ -1064,7 +2294,7 @@
                 <w:color w:val="000000"/>
                 <w:sz w:val="18"/>
               </w:rPr>
-              <w:t>4.90%</w:t>
+              <w:t>5.40%</w:t>
             </w:r>
           </w:p>
         </w:tc>
@@ -1093,7 +2323,7 @@
                 <w:color w:val="000000"/>
                 <w:sz w:val="18"/>
               </w:rPr>
-              <w:t>21.1:25.5:53.4</w:t>
+              <w:t>3:45:52</w:t>
             </w:r>
           </w:p>
         </w:tc>
@@ -1122,7 +2352,7 @@
                 <w:color w:val="000000"/>
                 <w:sz w:val="18"/>
               </w:rPr>
-              <w:t>126.25</w:t>
+              <w:t>339.03</w:t>
             </w:r>
           </w:p>
         </w:tc>
@@ -1151,7 +2381,7 @@
                 <w:color w:val="000000"/>
                 <w:sz w:val="18"/>
               </w:rPr>
-              <w:t>388.70</w:t>
+              <w:t>—</w:t>
             </w:r>
           </w:p>
         </w:tc>
@@ -1182,7 +2412,7 @@
                 <w:color w:val="000000"/>
                 <w:sz w:val="18"/>
               </w:rPr>
-              <w:t>呼伦贝尔市</w:t>
+              <w:t>淮安市</w:t>
             </w:r>
           </w:p>
         </w:tc>
@@ -1211,7 +2441,7 @@
                 <w:color w:val="000000"/>
                 <w:sz w:val="18"/>
               </w:rPr>
-              <w:t>1,749.74</w:t>
+              <w:t>5,630.11</w:t>
             </w:r>
           </w:p>
         </w:tc>
@@ -1240,7 +2470,7 @@
                 <w:color w:val="000000"/>
                 <w:sz w:val="18"/>
               </w:rPr>
-              <w:t>8.21</w:t>
+              <w:t>12.49</w:t>
             </w:r>
           </w:p>
         </w:tc>
@@ -1269,7 +2499,7 @@
                 <w:color w:val="000000"/>
                 <w:sz w:val="18"/>
               </w:rPr>
-              <w:t>4.00%</w:t>
+              <w:t>5.90%</w:t>
             </w:r>
           </w:p>
         </w:tc>
@@ -1298,7 +2528,7 @@
                 <w:color w:val="000000"/>
                 <w:sz w:val="18"/>
               </w:rPr>
-              <w:t>24.2:29.3:46.5</w:t>
+              <w:t xml:space="preserve"> </w:t>
             </w:r>
           </w:p>
         </w:tc>
@@ -1327,7 +2557,7 @@
                 <w:color w:val="000000"/>
                 <w:sz w:val="18"/>
               </w:rPr>
-              <w:t>111.16</w:t>
+              <w:t>335.33</w:t>
             </w:r>
           </w:p>
         </w:tc>
@@ -1356,7 +2586,7 @@
                 <w:color w:val="000000"/>
                 <w:sz w:val="18"/>
               </w:rPr>
-              <w:t>211.90</w:t>
+              <w:t>449.34</w:t>
             </w:r>
           </w:p>
         </w:tc>
@@ -1387,7 +2617,7 @@
                 <w:color w:val="000000"/>
                 <w:sz w:val="18"/>
               </w:rPr>
-              <w:t>通辽市</w:t>
+              <w:t>宿迁市</w:t>
             </w:r>
           </w:p>
         </w:tc>
@@ -1416,7 +2646,7 @@
                 <w:color w:val="000000"/>
                 <w:sz w:val="18"/>
               </w:rPr>
-              <w:t>1,737.70</w:t>
+              <w:t>5,026.60</w:t>
             </w:r>
           </w:p>
         </w:tc>
@@ -1445,7 +2675,7 @@
                 <w:color w:val="000000"/>
                 <w:sz w:val="18"/>
               </w:rPr>
-              <w:t>6.28</w:t>
+              <w:t>—</w:t>
             </w:r>
           </w:p>
         </w:tc>
@@ -1474,7 +2704,7 @@
                 <w:color w:val="000000"/>
                 <w:sz w:val="18"/>
               </w:rPr>
-              <w:t>4.90%</w:t>
+              <w:t>5.60%</w:t>
             </w:r>
           </w:p>
         </w:tc>
@@ -1503,7 +2733,7 @@
                 <w:color w:val="000000"/>
                 <w:sz w:val="18"/>
               </w:rPr>
-              <w:t>26.1:29:44.9</w:t>
+              <w:t xml:space="preserve"> </w:t>
             </w:r>
           </w:p>
         </w:tc>
@@ -1532,7 +2762,7 @@
                 <w:color w:val="000000"/>
                 <w:sz w:val="18"/>
               </w:rPr>
-              <w:t>125.75</w:t>
+              <w:t>316.56</w:t>
             </w:r>
           </w:p>
         </w:tc>
@@ -1561,7 +2791,7 @@
                 <w:color w:val="000000"/>
                 <w:sz w:val="18"/>
               </w:rPr>
-              <w:t>275.20</w:t>
+              <w:t>—</w:t>
             </w:r>
           </w:p>
         </w:tc>
@@ -1592,7 +2822,7 @@
                 <w:color w:val="000000"/>
                 <w:sz w:val="18"/>
               </w:rPr>
-              <w:t>锡林郭勒盟</w:t>
+              <w:t>连云港市</w:t>
             </w:r>
           </w:p>
         </w:tc>
@@ -1621,7 +2851,7 @@
                 <w:color w:val="000000"/>
                 <w:sz w:val="18"/>
               </w:rPr>
-              <w:t>1,289.84</w:t>
+              <w:t>4,830.94</w:t>
             </w:r>
           </w:p>
         </w:tc>
@@ -1650,7 +2880,7 @@
                 <w:color w:val="000000"/>
                 <w:sz w:val="18"/>
               </w:rPr>
-              <w:t>11.67</w:t>
+              <w:t>10.57</w:t>
             </w:r>
           </w:p>
         </w:tc>
@@ -1708,7 +2938,7 @@
                 <w:color w:val="000000"/>
                 <w:sz w:val="18"/>
               </w:rPr>
-              <w:t>15.2:47.4:37.4</w:t>
+              <w:t>9.9:42.6:47.5</w:t>
             </w:r>
           </w:p>
         </w:tc>
@@ -1737,7 +2967,7 @@
                 <w:color w:val="000000"/>
                 <w:sz w:val="18"/>
               </w:rPr>
-              <w:t>139.00</w:t>
+              <w:t>305.74</w:t>
             </w:r>
           </w:p>
         </w:tc>
@@ -1766,1032 +2996,7 @@
                 <w:color w:val="000000"/>
                 <w:sz w:val="18"/>
               </w:rPr>
-              <w:t>110.30</w:t>
-            </w:r>
-          </w:p>
-        </w:tc>
-      </w:tr>
-      <w:tr>
-        <w:tc>
-          <w:tcPr>
-            <w:tcW w:type="dxa" w:w="1344"/>
-            <w:vAlign w:val="center"/>
-            <w:tcBorders>
-              <w:top w:val="single" w:sz="4" w:color="A6A6A6"/>
-              <w:left w:val="single" w:sz="4" w:color="A6A6A6"/>
-              <w:bottom w:val="single" w:sz="4" w:color="A6A6A6"/>
-              <w:right w:val="single" w:sz="4" w:color="A6A6A6"/>
-            </w:tcBorders>
-          </w:tcPr>
-          <w:p>
-            <w:pPr>
-              <w:spacing w:before="0" w:after="0" w:line="276" w:lineRule="auto"/>
-              <w:ind w:firstLine="0"/>
-              <w:jc w:val="left"/>
-            </w:pPr>
-            <w:r/>
-            <w:r>
-              <w:rPr>
-                <w:rFonts w:ascii="Times New Roman" w:hAnsi="Times New Roman" w:eastAsia="楷体"/>
-                <w:b w:val="0"/>
-                <w:color w:val="000000"/>
-                <w:sz w:val="18"/>
-              </w:rPr>
-              <w:t>巴彦淖尔市</w:t>
-            </w:r>
-          </w:p>
-        </w:tc>
-        <w:tc>
-          <w:tcPr>
-            <w:tcW w:type="dxa" w:w="1344"/>
-            <w:vAlign w:val="center"/>
-            <w:tcBorders>
-              <w:top w:val="single" w:sz="4" w:color="A6A6A6"/>
-              <w:left w:val="single" w:sz="4" w:color="A6A6A6"/>
-              <w:bottom w:val="single" w:sz="4" w:color="A6A6A6"/>
-              <w:right w:val="single" w:sz="4" w:color="A6A6A6"/>
-            </w:tcBorders>
-          </w:tcPr>
-          <w:p>
-            <w:pPr>
-              <w:spacing w:before="0" w:after="0" w:line="276" w:lineRule="auto"/>
-              <w:ind w:firstLine="0"/>
-              <w:jc w:val="center"/>
-            </w:pPr>
-            <w:r/>
-            <w:r>
-              <w:rPr>
-                <w:rFonts w:ascii="Times New Roman" w:hAnsi="Times New Roman" w:eastAsia="楷体"/>
-                <w:b w:val="0"/>
-                <w:color w:val="000000"/>
-                <w:sz w:val="18"/>
-              </w:rPr>
-              <w:t>1,277.60</w:t>
-            </w:r>
-          </w:p>
-        </w:tc>
-        <w:tc>
-          <w:tcPr>
-            <w:tcW w:type="dxa" w:w="1344"/>
-            <w:vAlign w:val="center"/>
-            <w:tcBorders>
-              <w:top w:val="single" w:sz="4" w:color="A6A6A6"/>
-              <w:left w:val="single" w:sz="4" w:color="A6A6A6"/>
-              <w:bottom w:val="single" w:sz="4" w:color="A6A6A6"/>
-              <w:right w:val="single" w:sz="4" w:color="A6A6A6"/>
-            </w:tcBorders>
-          </w:tcPr>
-          <w:p>
-            <w:pPr>
-              <w:spacing w:before="0" w:after="0" w:line="276" w:lineRule="auto"/>
-              <w:ind w:firstLine="0"/>
-              <w:jc w:val="center"/>
-            </w:pPr>
-            <w:r/>
-            <w:r>
-              <w:rPr>
-                <w:rFonts w:ascii="Times New Roman" w:hAnsi="Times New Roman" w:eastAsia="楷体"/>
-                <w:b w:val="0"/>
-                <w:color w:val="000000"/>
-                <w:sz w:val="18"/>
-              </w:rPr>
-              <w:t>8.63</w:t>
-            </w:r>
-          </w:p>
-        </w:tc>
-        <w:tc>
-          <w:tcPr>
-            <w:tcW w:type="dxa" w:w="1344"/>
-            <w:vAlign w:val="center"/>
-            <w:tcBorders>
-              <w:top w:val="single" w:sz="4" w:color="A6A6A6"/>
-              <w:left w:val="single" w:sz="4" w:color="A6A6A6"/>
-              <w:bottom w:val="single" w:sz="4" w:color="A6A6A6"/>
-              <w:right w:val="single" w:sz="4" w:color="A6A6A6"/>
-            </w:tcBorders>
-          </w:tcPr>
-          <w:p>
-            <w:pPr>
-              <w:spacing w:before="0" w:after="0" w:line="276" w:lineRule="auto"/>
-              <w:ind w:firstLine="0"/>
-              <w:jc w:val="center"/>
-            </w:pPr>
-            <w:r/>
-            <w:r>
-              <w:rPr>
-                <w:rFonts w:ascii="Times New Roman" w:hAnsi="Times New Roman" w:eastAsia="楷体"/>
-                <w:b w:val="0"/>
-                <w:color w:val="000000"/>
-                <w:sz w:val="18"/>
-              </w:rPr>
-              <w:t>4.50%</w:t>
-            </w:r>
-          </w:p>
-        </w:tc>
-        <w:tc>
-          <w:tcPr>
-            <w:tcW w:type="dxa" w:w="1344"/>
-            <w:vAlign w:val="center"/>
-            <w:tcBorders>
-              <w:top w:val="single" w:sz="4" w:color="A6A6A6"/>
-              <w:left w:val="single" w:sz="4" w:color="A6A6A6"/>
-              <w:bottom w:val="single" w:sz="4" w:color="A6A6A6"/>
-              <w:right w:val="single" w:sz="4" w:color="A6A6A6"/>
-            </w:tcBorders>
-          </w:tcPr>
-          <w:p>
-            <w:pPr>
-              <w:spacing w:before="0" w:after="0" w:line="276" w:lineRule="auto"/>
-              <w:ind w:firstLine="0"/>
-              <w:jc w:val="center"/>
-            </w:pPr>
-            <w:r/>
-            <w:r>
-              <w:rPr>
-                <w:rFonts w:ascii="Times New Roman" w:hAnsi="Times New Roman" w:eastAsia="楷体"/>
-                <w:b w:val="0"/>
-                <w:color w:val="000000"/>
-                <w:sz w:val="18"/>
-              </w:rPr>
-              <w:t>27.3:27.6:45.1</w:t>
-            </w:r>
-          </w:p>
-        </w:tc>
-        <w:tc>
-          <w:tcPr>
-            <w:tcW w:type="dxa" w:w="1344"/>
-            <w:vAlign w:val="center"/>
-            <w:tcBorders>
-              <w:top w:val="single" w:sz="4" w:color="A6A6A6"/>
-              <w:left w:val="single" w:sz="4" w:color="A6A6A6"/>
-              <w:bottom w:val="single" w:sz="4" w:color="A6A6A6"/>
-              <w:right w:val="single" w:sz="4" w:color="A6A6A6"/>
-            </w:tcBorders>
-          </w:tcPr>
-          <w:p>
-            <w:pPr>
-              <w:spacing w:before="0" w:after="0" w:line="276" w:lineRule="auto"/>
-              <w:ind w:firstLine="0"/>
-              <w:jc w:val="center"/>
-            </w:pPr>
-            <w:r/>
-            <w:r>
-              <w:rPr>
-                <w:rFonts w:ascii="Times New Roman" w:hAnsi="Times New Roman" w:eastAsia="楷体"/>
-                <w:b w:val="0"/>
-                <w:color w:val="000000"/>
-                <w:sz w:val="18"/>
-              </w:rPr>
-              <w:t>90.69</w:t>
-            </w:r>
-          </w:p>
-        </w:tc>
-        <w:tc>
-          <w:tcPr>
-            <w:tcW w:type="dxa" w:w="1344"/>
-            <w:vAlign w:val="center"/>
-            <w:tcBorders>
-              <w:top w:val="single" w:sz="4" w:color="A6A6A6"/>
-              <w:left w:val="single" w:sz="4" w:color="A6A6A6"/>
-              <w:bottom w:val="single" w:sz="4" w:color="A6A6A6"/>
-              <w:right w:val="single" w:sz="4" w:color="A6A6A6"/>
-            </w:tcBorders>
-          </w:tcPr>
-          <w:p>
-            <w:pPr>
-              <w:spacing w:before="0" w:after="0" w:line="276" w:lineRule="auto"/>
-              <w:ind w:firstLine="0"/>
-              <w:jc w:val="center"/>
-            </w:pPr>
-            <w:r/>
-            <w:r>
-              <w:rPr>
-                <w:rFonts w:ascii="Times New Roman" w:hAnsi="Times New Roman" w:eastAsia="楷体"/>
-                <w:b w:val="0"/>
-                <w:color w:val="000000"/>
-                <w:sz w:val="18"/>
-              </w:rPr>
-              <w:t>147.00</w:t>
-            </w:r>
-          </w:p>
-        </w:tc>
-      </w:tr>
-      <w:tr>
-        <w:tc>
-          <w:tcPr>
-            <w:tcW w:type="dxa" w:w="1344"/>
-            <w:vAlign w:val="center"/>
-            <w:tcBorders>
-              <w:top w:val="single" w:sz="4" w:color="A6A6A6"/>
-              <w:left w:val="single" w:sz="4" w:color="A6A6A6"/>
-              <w:bottom w:val="single" w:sz="4" w:color="A6A6A6"/>
-              <w:right w:val="single" w:sz="4" w:color="A6A6A6"/>
-            </w:tcBorders>
-          </w:tcPr>
-          <w:p>
-            <w:pPr>
-              <w:spacing w:before="0" w:after="0" w:line="276" w:lineRule="auto"/>
-              <w:ind w:firstLine="0"/>
-              <w:jc w:val="left"/>
-            </w:pPr>
-            <w:r/>
-            <w:r>
-              <w:rPr>
-                <w:rFonts w:ascii="Times New Roman" w:hAnsi="Times New Roman" w:eastAsia="楷体"/>
-                <w:b w:val="0"/>
-                <w:color w:val="000000"/>
-                <w:sz w:val="18"/>
-              </w:rPr>
-              <w:t>乌兰察布市</w:t>
-            </w:r>
-          </w:p>
-        </w:tc>
-        <w:tc>
-          <w:tcPr>
-            <w:tcW w:type="dxa" w:w="1344"/>
-            <w:vAlign w:val="center"/>
-            <w:tcBorders>
-              <w:top w:val="single" w:sz="4" w:color="A6A6A6"/>
-              <w:left w:val="single" w:sz="4" w:color="A6A6A6"/>
-              <w:bottom w:val="single" w:sz="4" w:color="A6A6A6"/>
-              <w:right w:val="single" w:sz="4" w:color="A6A6A6"/>
-            </w:tcBorders>
-          </w:tcPr>
-          <w:p>
-            <w:pPr>
-              <w:spacing w:before="0" w:after="0" w:line="276" w:lineRule="auto"/>
-              <w:ind w:firstLine="0"/>
-              <w:jc w:val="center"/>
-            </w:pPr>
-            <w:r/>
-            <w:r>
-              <w:rPr>
-                <w:rFonts w:ascii="Times New Roman" w:hAnsi="Times New Roman" w:eastAsia="楷体"/>
-                <w:b w:val="0"/>
-                <w:color w:val="000000"/>
-                <w:sz w:val="18"/>
-              </w:rPr>
-              <w:t>1,260.30</w:t>
-            </w:r>
-          </w:p>
-        </w:tc>
-        <w:tc>
-          <w:tcPr>
-            <w:tcW w:type="dxa" w:w="1344"/>
-            <w:vAlign w:val="center"/>
-            <w:tcBorders>
-              <w:top w:val="single" w:sz="4" w:color="A6A6A6"/>
-              <w:left w:val="single" w:sz="4" w:color="A6A6A6"/>
-              <w:bottom w:val="single" w:sz="4" w:color="A6A6A6"/>
-              <w:right w:val="single" w:sz="4" w:color="A6A6A6"/>
-            </w:tcBorders>
-          </w:tcPr>
-          <w:p>
-            <w:pPr>
-              <w:spacing w:before="0" w:after="0" w:line="276" w:lineRule="auto"/>
-              <w:ind w:firstLine="0"/>
-              <w:jc w:val="center"/>
-            </w:pPr>
-            <w:r/>
-            <w:r>
-              <w:rPr>
-                <w:rFonts w:ascii="Times New Roman" w:hAnsi="Times New Roman" w:eastAsia="楷体"/>
-                <w:b w:val="0"/>
-                <w:color w:val="000000"/>
-                <w:sz w:val="18"/>
-              </w:rPr>
-              <w:t>8.03</w:t>
-            </w:r>
-          </w:p>
-        </w:tc>
-        <w:tc>
-          <w:tcPr>
-            <w:tcW w:type="dxa" w:w="1344"/>
-            <w:vAlign w:val="center"/>
-            <w:tcBorders>
-              <w:top w:val="single" w:sz="4" w:color="A6A6A6"/>
-              <w:left w:val="single" w:sz="4" w:color="A6A6A6"/>
-              <w:bottom w:val="single" w:sz="4" w:color="A6A6A6"/>
-              <w:right w:val="single" w:sz="4" w:color="A6A6A6"/>
-            </w:tcBorders>
-          </w:tcPr>
-          <w:p>
-            <w:pPr>
-              <w:spacing w:before="0" w:after="0" w:line="276" w:lineRule="auto"/>
-              <w:ind w:firstLine="0"/>
-              <w:jc w:val="center"/>
-            </w:pPr>
-            <w:r/>
-            <w:r>
-              <w:rPr>
-                <w:rFonts w:ascii="Times New Roman" w:hAnsi="Times New Roman" w:eastAsia="楷体"/>
-                <w:b w:val="0"/>
-                <w:color w:val="000000"/>
-                <w:sz w:val="18"/>
-              </w:rPr>
-              <w:t>4.80%</w:t>
-            </w:r>
-          </w:p>
-        </w:tc>
-        <w:tc>
-          <w:tcPr>
-            <w:tcW w:type="dxa" w:w="1344"/>
-            <w:vAlign w:val="center"/>
-            <w:tcBorders>
-              <w:top w:val="single" w:sz="4" w:color="A6A6A6"/>
-              <w:left w:val="single" w:sz="4" w:color="A6A6A6"/>
-              <w:bottom w:val="single" w:sz="4" w:color="A6A6A6"/>
-              <w:right w:val="single" w:sz="4" w:color="A6A6A6"/>
-            </w:tcBorders>
-          </w:tcPr>
-          <w:p>
-            <w:pPr>
-              <w:spacing w:before="0" w:after="0" w:line="276" w:lineRule="auto"/>
-              <w:ind w:firstLine="0"/>
-              <w:jc w:val="center"/>
-            </w:pPr>
-            <w:r/>
-            <w:r>
-              <w:rPr>
-                <w:rFonts w:ascii="Times New Roman" w:hAnsi="Times New Roman" w:eastAsia="楷体"/>
-                <w:b w:val="0"/>
-                <w:color w:val="000000"/>
-                <w:sz w:val="18"/>
-              </w:rPr>
-              <w:t>16.2:32.6:51.2</w:t>
-            </w:r>
-          </w:p>
-        </w:tc>
-        <w:tc>
-          <w:tcPr>
-            <w:tcW w:type="dxa" w:w="1344"/>
-            <w:vAlign w:val="center"/>
-            <w:tcBorders>
-              <w:top w:val="single" w:sz="4" w:color="A6A6A6"/>
-              <w:left w:val="single" w:sz="4" w:color="A6A6A6"/>
-              <w:bottom w:val="single" w:sz="4" w:color="A6A6A6"/>
-              <w:right w:val="single" w:sz="4" w:color="A6A6A6"/>
-            </w:tcBorders>
-          </w:tcPr>
-          <w:p>
-            <w:pPr>
-              <w:spacing w:before="0" w:after="0" w:line="276" w:lineRule="auto"/>
-              <w:ind w:firstLine="0"/>
-              <w:jc w:val="center"/>
-            </w:pPr>
-            <w:r/>
-            <w:r>
-              <w:rPr>
-                <w:rFonts w:ascii="Times New Roman" w:hAnsi="Times New Roman" w:eastAsia="楷体"/>
-                <w:b w:val="0"/>
-                <w:color w:val="000000"/>
-                <w:sz w:val="18"/>
-              </w:rPr>
-              <w:t>76.90</w:t>
-            </w:r>
-          </w:p>
-        </w:tc>
-        <w:tc>
-          <w:tcPr>
-            <w:tcW w:type="dxa" w:w="1344"/>
-            <w:vAlign w:val="center"/>
-            <w:tcBorders>
-              <w:top w:val="single" w:sz="4" w:color="A6A6A6"/>
-              <w:left w:val="single" w:sz="4" w:color="A6A6A6"/>
-              <w:bottom w:val="single" w:sz="4" w:color="A6A6A6"/>
-              <w:right w:val="single" w:sz="4" w:color="A6A6A6"/>
-            </w:tcBorders>
-          </w:tcPr>
-          <w:p>
-            <w:pPr>
-              <w:spacing w:before="0" w:after="0" w:line="276" w:lineRule="auto"/>
-              <w:ind w:firstLine="0"/>
-              <w:jc w:val="center"/>
-            </w:pPr>
-            <w:r/>
-            <w:r>
-              <w:rPr>
-                <w:rFonts w:ascii="Times New Roman" w:hAnsi="Times New Roman" w:eastAsia="楷体"/>
-                <w:b w:val="0"/>
-                <w:color w:val="000000"/>
-                <w:sz w:val="18"/>
-              </w:rPr>
-              <w:t>155.70</w:t>
-            </w:r>
-          </w:p>
-        </w:tc>
-      </w:tr>
-      <w:tr>
-        <w:tc>
-          <w:tcPr>
-            <w:tcW w:type="dxa" w:w="1344"/>
-            <w:vAlign w:val="center"/>
-            <w:tcBorders>
-              <w:top w:val="single" w:sz="4" w:color="A6A6A6"/>
-              <w:left w:val="single" w:sz="4" w:color="A6A6A6"/>
-              <w:bottom w:val="single" w:sz="4" w:color="A6A6A6"/>
-              <w:right w:val="single" w:sz="4" w:color="A6A6A6"/>
-            </w:tcBorders>
-          </w:tcPr>
-          <w:p>
-            <w:pPr>
-              <w:spacing w:before="0" w:after="0" w:line="276" w:lineRule="auto"/>
-              <w:ind w:firstLine="0"/>
-              <w:jc w:val="left"/>
-            </w:pPr>
-            <w:r/>
-            <w:r>
-              <w:rPr>
-                <w:rFonts w:ascii="Times New Roman" w:hAnsi="Times New Roman" w:eastAsia="楷体"/>
-                <w:b w:val="0"/>
-                <w:color w:val="000000"/>
-                <w:sz w:val="18"/>
-              </w:rPr>
-              <w:t>兴安盟</w:t>
-            </w:r>
-          </w:p>
-        </w:tc>
-        <w:tc>
-          <w:tcPr>
-            <w:tcW w:type="dxa" w:w="1344"/>
-            <w:vAlign w:val="center"/>
-            <w:tcBorders>
-              <w:top w:val="single" w:sz="4" w:color="A6A6A6"/>
-              <w:left w:val="single" w:sz="4" w:color="A6A6A6"/>
-              <w:bottom w:val="single" w:sz="4" w:color="A6A6A6"/>
-              <w:right w:val="single" w:sz="4" w:color="A6A6A6"/>
-            </w:tcBorders>
-          </w:tcPr>
-          <w:p>
-            <w:pPr>
-              <w:spacing w:before="0" w:after="0" w:line="276" w:lineRule="auto"/>
-              <w:ind w:firstLine="0"/>
-              <w:jc w:val="center"/>
-            </w:pPr>
-            <w:r/>
-            <w:r>
-              <w:rPr>
-                <w:rFonts w:ascii="Times New Roman" w:hAnsi="Times New Roman" w:eastAsia="楷体"/>
-                <w:b w:val="0"/>
-                <w:color w:val="000000"/>
-                <w:sz w:val="18"/>
-              </w:rPr>
-              <w:t>850.09</w:t>
-            </w:r>
-          </w:p>
-        </w:tc>
-        <w:tc>
-          <w:tcPr>
-            <w:tcW w:type="dxa" w:w="1344"/>
-            <w:vAlign w:val="center"/>
-            <w:tcBorders>
-              <w:top w:val="single" w:sz="4" w:color="A6A6A6"/>
-              <w:left w:val="single" w:sz="4" w:color="A6A6A6"/>
-              <w:bottom w:val="single" w:sz="4" w:color="A6A6A6"/>
-              <w:right w:val="single" w:sz="4" w:color="A6A6A6"/>
-            </w:tcBorders>
-          </w:tcPr>
-          <w:p>
-            <w:pPr>
-              <w:spacing w:before="0" w:after="0" w:line="276" w:lineRule="auto"/>
-              <w:ind w:firstLine="0"/>
-              <w:jc w:val="center"/>
-            </w:pPr>
-            <w:r/>
-            <w:r>
-              <w:rPr>
-                <w:rFonts w:ascii="Times New Roman" w:hAnsi="Times New Roman" w:eastAsia="楷体"/>
-                <w:b w:val="0"/>
-                <w:color w:val="000000"/>
-                <w:sz w:val="18"/>
-              </w:rPr>
-              <w:t>6.23</w:t>
-            </w:r>
-          </w:p>
-        </w:tc>
-        <w:tc>
-          <w:tcPr>
-            <w:tcW w:type="dxa" w:w="1344"/>
-            <w:vAlign w:val="center"/>
-            <w:tcBorders>
-              <w:top w:val="single" w:sz="4" w:color="A6A6A6"/>
-              <w:left w:val="single" w:sz="4" w:color="A6A6A6"/>
-              <w:bottom w:val="single" w:sz="4" w:color="A6A6A6"/>
-              <w:right w:val="single" w:sz="4" w:color="A6A6A6"/>
-            </w:tcBorders>
-          </w:tcPr>
-          <w:p>
-            <w:pPr>
-              <w:spacing w:before="0" w:after="0" w:line="276" w:lineRule="auto"/>
-              <w:ind w:firstLine="0"/>
-              <w:jc w:val="center"/>
-            </w:pPr>
-            <w:r/>
-            <w:r>
-              <w:rPr>
-                <w:rFonts w:ascii="Times New Roman" w:hAnsi="Times New Roman" w:eastAsia="楷体"/>
-                <w:b w:val="0"/>
-                <w:color w:val="000000"/>
-                <w:sz w:val="18"/>
-              </w:rPr>
-              <w:t>4.50%</w:t>
-            </w:r>
-          </w:p>
-        </w:tc>
-        <w:tc>
-          <w:tcPr>
-            <w:tcW w:type="dxa" w:w="1344"/>
-            <w:vAlign w:val="center"/>
-            <w:tcBorders>
-              <w:top w:val="single" w:sz="4" w:color="A6A6A6"/>
-              <w:left w:val="single" w:sz="4" w:color="A6A6A6"/>
-              <w:bottom w:val="single" w:sz="4" w:color="A6A6A6"/>
-              <w:right w:val="single" w:sz="4" w:color="A6A6A6"/>
-            </w:tcBorders>
-          </w:tcPr>
-          <w:p>
-            <w:pPr>
-              <w:spacing w:before="0" w:after="0" w:line="276" w:lineRule="auto"/>
-              <w:ind w:firstLine="0"/>
-              <w:jc w:val="center"/>
-            </w:pPr>
-            <w:r/>
-            <w:r>
-              <w:rPr>
-                <w:rFonts w:ascii="Times New Roman" w:hAnsi="Times New Roman" w:eastAsia="楷体"/>
-                <w:b w:val="0"/>
-                <w:color w:val="000000"/>
-                <w:sz w:val="18"/>
-              </w:rPr>
-              <w:t>34.9:23.2:41.9</w:t>
-            </w:r>
-          </w:p>
-        </w:tc>
-        <w:tc>
-          <w:tcPr>
-            <w:tcW w:type="dxa" w:w="1344"/>
-            <w:vAlign w:val="center"/>
-            <w:tcBorders>
-              <w:top w:val="single" w:sz="4" w:color="A6A6A6"/>
-              <w:left w:val="single" w:sz="4" w:color="A6A6A6"/>
-              <w:bottom w:val="single" w:sz="4" w:color="A6A6A6"/>
-              <w:right w:val="single" w:sz="4" w:color="A6A6A6"/>
-            </w:tcBorders>
-          </w:tcPr>
-          <w:p>
-            <w:pPr>
-              <w:spacing w:before="0" w:after="0" w:line="276" w:lineRule="auto"/>
-              <w:ind w:firstLine="0"/>
-              <w:jc w:val="center"/>
-            </w:pPr>
-            <w:r/>
-            <w:r>
-              <w:rPr>
-                <w:rFonts w:ascii="Times New Roman" w:hAnsi="Times New Roman" w:eastAsia="楷体"/>
-                <w:b w:val="0"/>
-                <w:color w:val="000000"/>
-                <w:sz w:val="18"/>
-              </w:rPr>
-              <w:t>41.40</w:t>
-            </w:r>
-          </w:p>
-        </w:tc>
-        <w:tc>
-          <w:tcPr>
-            <w:tcW w:type="dxa" w:w="1344"/>
-            <w:vAlign w:val="center"/>
-            <w:tcBorders>
-              <w:top w:val="single" w:sz="4" w:color="A6A6A6"/>
-              <w:left w:val="single" w:sz="4" w:color="A6A6A6"/>
-              <w:bottom w:val="single" w:sz="4" w:color="A6A6A6"/>
-              <w:right w:val="single" w:sz="4" w:color="A6A6A6"/>
-            </w:tcBorders>
-          </w:tcPr>
-          <w:p>
-            <w:pPr>
-              <w:spacing w:before="0" w:after="0" w:line="276" w:lineRule="auto"/>
-              <w:ind w:firstLine="0"/>
-              <w:jc w:val="center"/>
-            </w:pPr>
-            <w:r/>
-            <w:r>
-              <w:rPr>
-                <w:rFonts w:ascii="Times New Roman" w:hAnsi="Times New Roman" w:eastAsia="楷体"/>
-                <w:b w:val="0"/>
-                <w:color w:val="000000"/>
-                <w:sz w:val="18"/>
-              </w:rPr>
-              <w:t>135.50</w:t>
-            </w:r>
-          </w:p>
-        </w:tc>
-      </w:tr>
-      <w:tr>
-        <w:tc>
-          <w:tcPr>
-            <w:tcW w:type="dxa" w:w="1344"/>
-            <w:vAlign w:val="center"/>
-            <w:tcBorders>
-              <w:top w:val="single" w:sz="4" w:color="A6A6A6"/>
-              <w:left w:val="single" w:sz="4" w:color="A6A6A6"/>
-              <w:bottom w:val="single" w:sz="4" w:color="A6A6A6"/>
-              <w:right w:val="single" w:sz="4" w:color="A6A6A6"/>
-            </w:tcBorders>
-          </w:tcPr>
-          <w:p>
-            <w:pPr>
-              <w:spacing w:before="0" w:after="0" w:line="276" w:lineRule="auto"/>
-              <w:ind w:firstLine="0"/>
-              <w:jc w:val="left"/>
-            </w:pPr>
-            <w:r/>
-            <w:r>
-              <w:rPr>
-                <w:rFonts w:ascii="Times New Roman" w:hAnsi="Times New Roman" w:eastAsia="楷体"/>
-                <w:b w:val="0"/>
-                <w:color w:val="000000"/>
-                <w:sz w:val="18"/>
-              </w:rPr>
-              <w:t>乌海市</w:t>
-            </w:r>
-          </w:p>
-        </w:tc>
-        <w:tc>
-          <w:tcPr>
-            <w:tcW w:type="dxa" w:w="1344"/>
-            <w:vAlign w:val="center"/>
-            <w:tcBorders>
-              <w:top w:val="single" w:sz="4" w:color="A6A6A6"/>
-              <w:left w:val="single" w:sz="4" w:color="A6A6A6"/>
-              <w:bottom w:val="single" w:sz="4" w:color="A6A6A6"/>
-              <w:right w:val="single" w:sz="4" w:color="A6A6A6"/>
-            </w:tcBorders>
-          </w:tcPr>
-          <w:p>
-            <w:pPr>
-              <w:spacing w:before="0" w:after="0" w:line="276" w:lineRule="auto"/>
-              <w:ind w:firstLine="0"/>
-              <w:jc w:val="center"/>
-            </w:pPr>
-            <w:r/>
-            <w:r>
-              <w:rPr>
-                <w:rFonts w:ascii="Times New Roman" w:hAnsi="Times New Roman" w:eastAsia="楷体"/>
-                <w:b w:val="0"/>
-                <w:color w:val="000000"/>
-                <w:sz w:val="18"/>
-              </w:rPr>
-              <w:t>540.75</w:t>
-            </w:r>
-          </w:p>
-        </w:tc>
-        <w:tc>
-          <w:tcPr>
-            <w:tcW w:type="dxa" w:w="1344"/>
-            <w:vAlign w:val="center"/>
-            <w:tcBorders>
-              <w:top w:val="single" w:sz="4" w:color="A6A6A6"/>
-              <w:left w:val="single" w:sz="4" w:color="A6A6A6"/>
-              <w:bottom w:val="single" w:sz="4" w:color="A6A6A6"/>
-              <w:right w:val="single" w:sz="4" w:color="A6A6A6"/>
-            </w:tcBorders>
-          </w:tcPr>
-          <w:p>
-            <w:pPr>
-              <w:spacing w:before="0" w:after="0" w:line="276" w:lineRule="auto"/>
-              <w:ind w:firstLine="0"/>
-              <w:jc w:val="center"/>
-            </w:pPr>
-            <w:r/>
-            <w:r>
-              <w:rPr>
-                <w:rFonts w:ascii="Times New Roman" w:hAnsi="Times New Roman" w:eastAsia="楷体"/>
-                <w:b w:val="0"/>
-                <w:color w:val="000000"/>
-                <w:sz w:val="18"/>
-              </w:rPr>
-              <w:t>9.74</w:t>
-            </w:r>
-          </w:p>
-        </w:tc>
-        <w:tc>
-          <w:tcPr>
-            <w:tcW w:type="dxa" w:w="1344"/>
-            <w:vAlign w:val="center"/>
-            <w:tcBorders>
-              <w:top w:val="single" w:sz="4" w:color="A6A6A6"/>
-              <w:left w:val="single" w:sz="4" w:color="A6A6A6"/>
-              <w:bottom w:val="single" w:sz="4" w:color="A6A6A6"/>
-              <w:right w:val="single" w:sz="4" w:color="A6A6A6"/>
-            </w:tcBorders>
-          </w:tcPr>
-          <w:p>
-            <w:pPr>
-              <w:spacing w:before="0" w:after="0" w:line="276" w:lineRule="auto"/>
-              <w:ind w:firstLine="0"/>
-              <w:jc w:val="center"/>
-            </w:pPr>
-            <w:r/>
-            <w:r>
-              <w:rPr>
-                <w:rFonts w:ascii="Times New Roman" w:hAnsi="Times New Roman" w:eastAsia="楷体"/>
-                <w:b w:val="0"/>
-                <w:color w:val="000000"/>
-                <w:sz w:val="18"/>
-              </w:rPr>
-              <w:t>-4.30%</w:t>
-            </w:r>
-          </w:p>
-        </w:tc>
-        <w:tc>
-          <w:tcPr>
-            <w:tcW w:type="dxa" w:w="1344"/>
-            <w:vAlign w:val="center"/>
-            <w:tcBorders>
-              <w:top w:val="single" w:sz="4" w:color="A6A6A6"/>
-              <w:left w:val="single" w:sz="4" w:color="A6A6A6"/>
-              <w:bottom w:val="single" w:sz="4" w:color="A6A6A6"/>
-              <w:right w:val="single" w:sz="4" w:color="A6A6A6"/>
-            </w:tcBorders>
-          </w:tcPr>
-          <w:p>
-            <w:pPr>
-              <w:spacing w:before="0" w:after="0" w:line="276" w:lineRule="auto"/>
-              <w:ind w:firstLine="0"/>
-              <w:jc w:val="center"/>
-            </w:pPr>
-            <w:r/>
-            <w:r>
-              <w:rPr>
-                <w:rFonts w:ascii="Times New Roman" w:hAnsi="Times New Roman" w:eastAsia="楷体"/>
-                <w:b w:val="0"/>
-                <w:color w:val="000000"/>
-                <w:sz w:val="18"/>
-              </w:rPr>
-              <w:t>1.6:45.7:52.7</w:t>
-            </w:r>
-          </w:p>
-        </w:tc>
-        <w:tc>
-          <w:tcPr>
-            <w:tcW w:type="dxa" w:w="1344"/>
-            <w:vAlign w:val="center"/>
-            <w:tcBorders>
-              <w:top w:val="single" w:sz="4" w:color="A6A6A6"/>
-              <w:left w:val="single" w:sz="4" w:color="A6A6A6"/>
-              <w:bottom w:val="single" w:sz="4" w:color="A6A6A6"/>
-              <w:right w:val="single" w:sz="4" w:color="A6A6A6"/>
-            </w:tcBorders>
-          </w:tcPr>
-          <w:p>
-            <w:pPr>
-              <w:spacing w:before="0" w:after="0" w:line="276" w:lineRule="auto"/>
-              <w:ind w:firstLine="0"/>
-              <w:jc w:val="center"/>
-            </w:pPr>
-            <w:r/>
-            <w:r>
-              <w:rPr>
-                <w:rFonts w:ascii="Times New Roman" w:hAnsi="Times New Roman" w:eastAsia="楷体"/>
-                <w:b w:val="0"/>
-                <w:color w:val="000000"/>
-                <w:sz w:val="18"/>
-              </w:rPr>
-              <w:t>86.06</w:t>
-            </w:r>
-          </w:p>
-        </w:tc>
-        <w:tc>
-          <w:tcPr>
-            <w:tcW w:type="dxa" w:w="1344"/>
-            <w:vAlign w:val="center"/>
-            <w:tcBorders>
-              <w:top w:val="single" w:sz="4" w:color="A6A6A6"/>
-              <w:left w:val="single" w:sz="4" w:color="A6A6A6"/>
-              <w:bottom w:val="single" w:sz="4" w:color="A6A6A6"/>
-              <w:right w:val="single" w:sz="4" w:color="A6A6A6"/>
-            </w:tcBorders>
-          </w:tcPr>
-          <w:p>
-            <w:pPr>
-              <w:spacing w:before="0" w:after="0" w:line="276" w:lineRule="auto"/>
-              <w:ind w:firstLine="0"/>
-              <w:jc w:val="center"/>
-            </w:pPr>
-            <w:r/>
-            <w:r>
-              <w:rPr>
-                <w:rFonts w:ascii="Times New Roman" w:hAnsi="Times New Roman" w:eastAsia="楷体"/>
-                <w:b w:val="0"/>
-                <w:color w:val="000000"/>
-                <w:sz w:val="18"/>
-              </w:rPr>
-              <w:t>54.90</w:t>
-            </w:r>
-          </w:p>
-        </w:tc>
-      </w:tr>
-      <w:tr>
-        <w:tc>
-          <w:tcPr>
-            <w:tcW w:type="dxa" w:w="1344"/>
-            <w:vAlign w:val="center"/>
-            <w:tcBorders>
-              <w:top w:val="single" w:sz="4" w:color="A6A6A6"/>
-              <w:left w:val="single" w:sz="4" w:color="A6A6A6"/>
-              <w:bottom w:val="single" w:sz="4" w:color="A6A6A6"/>
-              <w:right w:val="single" w:sz="4" w:color="A6A6A6"/>
-            </w:tcBorders>
-          </w:tcPr>
-          <w:p>
-            <w:pPr>
-              <w:spacing w:before="0" w:after="0" w:line="276" w:lineRule="auto"/>
-              <w:ind w:firstLine="0"/>
-              <w:jc w:val="left"/>
-            </w:pPr>
-            <w:r/>
-            <w:r>
-              <w:rPr>
-                <w:rFonts w:ascii="Times New Roman" w:hAnsi="Times New Roman" w:eastAsia="楷体"/>
-                <w:b w:val="0"/>
-                <w:color w:val="000000"/>
-                <w:sz w:val="18"/>
-              </w:rPr>
-              <w:t>阿拉善盟</w:t>
-            </w:r>
-          </w:p>
-        </w:tc>
-        <w:tc>
-          <w:tcPr>
-            <w:tcW w:type="dxa" w:w="1344"/>
-            <w:vAlign w:val="center"/>
-            <w:tcBorders>
-              <w:top w:val="single" w:sz="4" w:color="A6A6A6"/>
-              <w:left w:val="single" w:sz="4" w:color="A6A6A6"/>
-              <w:bottom w:val="single" w:sz="4" w:color="A6A6A6"/>
-              <w:right w:val="single" w:sz="4" w:color="A6A6A6"/>
-            </w:tcBorders>
-          </w:tcPr>
-          <w:p>
-            <w:pPr>
-              <w:spacing w:before="0" w:after="0" w:line="276" w:lineRule="auto"/>
-              <w:ind w:firstLine="0"/>
-              <w:jc w:val="center"/>
-            </w:pPr>
-            <w:r/>
-            <w:r>
-              <w:rPr>
-                <w:rFonts w:ascii="Times New Roman" w:hAnsi="Times New Roman" w:eastAsia="楷体"/>
-                <w:b w:val="0"/>
-                <w:color w:val="000000"/>
-                <w:sz w:val="18"/>
-              </w:rPr>
-              <w:t>418.80</w:t>
-            </w:r>
-          </w:p>
-        </w:tc>
-        <w:tc>
-          <w:tcPr>
-            <w:tcW w:type="dxa" w:w="1344"/>
-            <w:vAlign w:val="center"/>
-            <w:tcBorders>
-              <w:top w:val="single" w:sz="4" w:color="A6A6A6"/>
-              <w:left w:val="single" w:sz="4" w:color="A6A6A6"/>
-              <w:bottom w:val="single" w:sz="4" w:color="A6A6A6"/>
-              <w:right w:val="single" w:sz="4" w:color="A6A6A6"/>
-            </w:tcBorders>
-          </w:tcPr>
-          <w:p>
-            <w:pPr>
-              <w:spacing w:before="0" w:after="0" w:line="276" w:lineRule="auto"/>
-              <w:ind w:firstLine="0"/>
-              <w:jc w:val="center"/>
-            </w:pPr>
-            <w:r/>
-            <w:r>
-              <w:rPr>
-                <w:rFonts w:ascii="Times New Roman" w:hAnsi="Times New Roman" w:eastAsia="楷体"/>
-                <w:b w:val="0"/>
-                <w:color w:val="000000"/>
-                <w:sz w:val="18"/>
-              </w:rPr>
-              <w:t>15.51</w:t>
-            </w:r>
-          </w:p>
-        </w:tc>
-        <w:tc>
-          <w:tcPr>
-            <w:tcW w:type="dxa" w:w="1344"/>
-            <w:vAlign w:val="center"/>
-            <w:tcBorders>
-              <w:top w:val="single" w:sz="4" w:color="A6A6A6"/>
-              <w:left w:val="single" w:sz="4" w:color="A6A6A6"/>
-              <w:bottom w:val="single" w:sz="4" w:color="A6A6A6"/>
-              <w:right w:val="single" w:sz="4" w:color="A6A6A6"/>
-            </w:tcBorders>
-          </w:tcPr>
-          <w:p>
-            <w:pPr>
-              <w:spacing w:before="0" w:after="0" w:line="276" w:lineRule="auto"/>
-              <w:ind w:firstLine="0"/>
-              <w:jc w:val="center"/>
-            </w:pPr>
-            <w:r/>
-            <w:r>
-              <w:rPr>
-                <w:rFonts w:ascii="Times New Roman" w:hAnsi="Times New Roman" w:eastAsia="楷体"/>
-                <w:b w:val="0"/>
-                <w:color w:val="000000"/>
-                <w:sz w:val="18"/>
-              </w:rPr>
-              <w:t>4.10%</w:t>
-            </w:r>
-          </w:p>
-        </w:tc>
-        <w:tc>
-          <w:tcPr>
-            <w:tcW w:type="dxa" w:w="1344"/>
-            <w:vAlign w:val="center"/>
-            <w:tcBorders>
-              <w:top w:val="single" w:sz="4" w:color="A6A6A6"/>
-              <w:left w:val="single" w:sz="4" w:color="A6A6A6"/>
-              <w:bottom w:val="single" w:sz="4" w:color="A6A6A6"/>
-              <w:right w:val="single" w:sz="4" w:color="A6A6A6"/>
-            </w:tcBorders>
-          </w:tcPr>
-          <w:p>
-            <w:pPr>
-              <w:spacing w:before="0" w:after="0" w:line="276" w:lineRule="auto"/>
-              <w:ind w:firstLine="0"/>
-              <w:jc w:val="center"/>
-            </w:pPr>
-            <w:r/>
-            <w:r>
-              <w:rPr>
-                <w:rFonts w:ascii="Times New Roman" w:hAnsi="Times New Roman" w:eastAsia="楷体"/>
-                <w:b w:val="0"/>
-                <w:color w:val="000000"/>
-                <w:sz w:val="18"/>
-              </w:rPr>
-              <w:t>9:46.3:44.7</w:t>
-            </w:r>
-          </w:p>
-        </w:tc>
-        <w:tc>
-          <w:tcPr>
-            <w:tcW w:type="dxa" w:w="1344"/>
-            <w:vAlign w:val="center"/>
-            <w:tcBorders>
-              <w:top w:val="single" w:sz="4" w:color="A6A6A6"/>
-              <w:left w:val="single" w:sz="4" w:color="A6A6A6"/>
-              <w:bottom w:val="single" w:sz="4" w:color="A6A6A6"/>
-              <w:right w:val="single" w:sz="4" w:color="A6A6A6"/>
-            </w:tcBorders>
-          </w:tcPr>
-          <w:p>
-            <w:pPr>
-              <w:spacing w:before="0" w:after="0" w:line="276" w:lineRule="auto"/>
-              <w:ind w:firstLine="0"/>
-              <w:jc w:val="center"/>
-            </w:pPr>
-            <w:r/>
-            <w:r>
-              <w:rPr>
-                <w:rFonts w:ascii="Times New Roman" w:hAnsi="Times New Roman" w:eastAsia="楷体"/>
-                <w:b w:val="0"/>
-                <w:color w:val="000000"/>
-                <w:sz w:val="18"/>
-              </w:rPr>
-              <w:t>37.17</w:t>
-            </w:r>
-          </w:p>
-        </w:tc>
-        <w:tc>
-          <w:tcPr>
-            <w:tcW w:type="dxa" w:w="1344"/>
-            <w:vAlign w:val="center"/>
-            <w:tcBorders>
-              <w:top w:val="single" w:sz="4" w:color="A6A6A6"/>
-              <w:left w:val="single" w:sz="4" w:color="A6A6A6"/>
-              <w:bottom w:val="single" w:sz="4" w:color="A6A6A6"/>
-              <w:right w:val="single" w:sz="4" w:color="A6A6A6"/>
-            </w:tcBorders>
-          </w:tcPr>
-          <w:p>
-            <w:pPr>
-              <w:spacing w:before="0" w:after="0" w:line="276" w:lineRule="auto"/>
-              <w:ind w:firstLine="0"/>
-              <w:jc w:val="center"/>
-            </w:pPr>
-            <w:r/>
-            <w:r>
-              <w:rPr>
-                <w:rFonts w:ascii="Times New Roman" w:hAnsi="Times New Roman" w:eastAsia="楷体"/>
-                <w:b w:val="0"/>
-                <w:color w:val="000000"/>
-                <w:sz w:val="18"/>
-              </w:rPr>
-              <w:t>26.80</w:t>
+              <w:t>456.20</w:t>
             </w:r>
           </w:p>
         </w:tc>
@@ -2824,7 +3029,7 @@
           <w:color w:val="000000"/>
           <w:sz w:val="21"/>
         </w:rPr>
-        <w:t>省内对比看，乌兰察布市2025年GDP总量1,260.30亿元、列全省第九位，一般公共预算收入76.90亿元、列全省第十位。整体来看，乌兰察布市经济基本面在内蒙古自治区内具有一定代表性，但需关注固定资产投资走势及新旧动能转换的接续性。</w:t>
+        <w:t>省内对比看，徐州市2025年GDP总量9,957.22亿元、列全省第六位；一般公共预算收入575.33亿元、列全省第六位。整体来看，徐州市在江苏省内的经济与财政地位处于中游，但放到同类城市横向看，产业结构升级与新旧动能转换仍是中长期需要关注的核心课题。</w:t>
       </w:r>
     </w:p>
     <w:p>
@@ -2839,7 +3044,7 @@
           <w:color w:val="000000"/>
           <w:sz w:val="21"/>
         </w:rPr>
-        <w:t>■ 乌兰察布市财政体量在内蒙古自治区处于中游，税收占比71.52%、税收质量较好，但政府性基金收入总体平稳；2025年末宽口径债务率1205.53%、处于偏高水平，已显著高于公认的 300% 偏高临界线，后续偿债压力值得关注。</w:t>
+        <w:t>■ 徐州市财政体量在江苏省处于中游，税收占比处于70%以上的较高水平、显著高于全国地级市平均、财政质量较好；但受房地产市场调整影响，政府性基金收入较2023年累计缩水超三成、土地财政贡献度显著弱化；2025年末宽口径债务率958.28%、处于偏高水平，已显著高于公认的 300% 偏高临界线，后续偿债压力值得关注。</w:t>
       </w:r>
     </w:p>
     <w:p>
@@ -2854,7 +3059,7 @@
           <w:color w:val="000000"/>
           <w:sz w:val="21"/>
         </w:rPr>
-        <w:t>财政收入方面，2023、2024、2025年乌兰察布市一般公共预算收入分别为67.92亿元、70.17亿元、76.90亿元，其中税收收入46.90亿元、51.21亿元、55.00亿元，税收占比维持在69.05%、72.98%、71.52%；一般公共预算支出415.83亿元、405.39亿元、424.30亿元，财政自给率16.33%、17.31%、18.12%。</w:t>
+        <w:t>财政收入方面，2023、2024、2025年徐州市一般公共预算收入分别为545.96亿元、560.29亿元、575.33亿元，在江苏省内处于中游；其中税收收入分别为415.69亿元、407.83亿元、416.58亿元，税收占比维持在76.14%、72.79%、72.41%，处于70%以上的较高水平、显著高于全国地级市平均、财政质量较好。一般公共预算支出分别为1,056.90亿元、1,052.38亿元、1,053.50亿元，财政自给率51.66%、53.24%、54.61%，财政自给率偏低、刚性支出压力较大。</w:t>
       </w:r>
     </w:p>
     <w:p>
@@ -2869,7 +3074,7 @@
           <w:color w:val="000000"/>
           <w:sz w:val="21"/>
         </w:rPr>
-        <w:t>政府性基金收入方面，2023、2024、2025年分别为24.49亿元、19.33亿元、26.50亿元，政府性基金收入总体平稳，反映地方综合财力对房地产周期的敞口。</w:t>
+        <w:t>政府性基金收入方面，2023、2024、2025年徐州市政府性基金收入分别为697.82亿元、388.41亿元、357.19亿元，较2023年累计缩水超三成、土地财政贡献度显著弱化，反映地方综合财力对房地产周期与土地市场的敞口较大。</w:t>
       </w:r>
     </w:p>
     <w:p>
@@ -2885,7 +3090,7 @@
           <w:color w:val="000000"/>
           <w:sz w:val="21"/>
         </w:rPr>
-        <w:t>图表：2023-2025年乌兰察布市财政收入情况(单位:亿元、%)</w:t>
+        <w:t>图表：2023-2025年徐州市财政收入情况(单位:亿元、%)</w:t>
       </w:r>
     </w:p>
     <w:tbl>
@@ -3170,7 +3375,7 @@
                 <w:color w:val="000000"/>
                 <w:sz w:val="18"/>
               </w:rPr>
-              <w:t>67.92</w:t>
+              <w:t>545.96</w:t>
             </w:r>
           </w:p>
         </w:tc>
@@ -3199,7 +3404,7 @@
                 <w:color w:val="000000"/>
                 <w:sz w:val="18"/>
               </w:rPr>
-              <w:t>8.51%</w:t>
+              <w:t>5.50%</w:t>
             </w:r>
           </w:p>
         </w:tc>
@@ -3228,7 +3433,7 @@
                 <w:color w:val="000000"/>
                 <w:sz w:val="18"/>
               </w:rPr>
-              <w:t>70.17</w:t>
+              <w:t>560.29</w:t>
             </w:r>
           </w:p>
         </w:tc>
@@ -3257,7 +3462,7 @@
                 <w:color w:val="000000"/>
                 <w:sz w:val="18"/>
               </w:rPr>
-              <w:t>3.31%</w:t>
+              <w:t>2.62%</w:t>
             </w:r>
           </w:p>
         </w:tc>
@@ -3286,7 +3491,7 @@
                 <w:color w:val="000000"/>
                 <w:sz w:val="18"/>
               </w:rPr>
-              <w:t>76.90</w:t>
+              <w:t>575.33</w:t>
             </w:r>
           </w:p>
         </w:tc>
@@ -3315,7 +3520,7 @@
                 <w:color w:val="000000"/>
                 <w:sz w:val="18"/>
               </w:rPr>
-              <w:t>9.59%</w:t>
+              <w:t>2.68%</w:t>
             </w:r>
           </w:p>
         </w:tc>
@@ -3375,7 +3580,7 @@
                 <w:color w:val="000000"/>
                 <w:sz w:val="18"/>
               </w:rPr>
-              <w:t>46.90</w:t>
+              <w:t>415.69</w:t>
             </w:r>
           </w:p>
         </w:tc>
@@ -3433,7 +3638,7 @@
                 <w:color w:val="000000"/>
                 <w:sz w:val="18"/>
               </w:rPr>
-              <w:t>51.21</w:t>
+              <w:t>407.83</w:t>
             </w:r>
           </w:p>
         </w:tc>
@@ -3462,7 +3667,7 @@
                 <w:color w:val="000000"/>
                 <w:sz w:val="18"/>
               </w:rPr>
-              <w:t>9.19%</w:t>
+              <w:t>-1.89%</w:t>
             </w:r>
           </w:p>
         </w:tc>
@@ -3491,7 +3696,7 @@
                 <w:color w:val="000000"/>
                 <w:sz w:val="18"/>
               </w:rPr>
-              <w:t>55.00</w:t>
+              <w:t>416.58</w:t>
             </w:r>
           </w:p>
         </w:tc>
@@ -3520,7 +3725,7 @@
                 <w:color w:val="000000"/>
                 <w:sz w:val="18"/>
               </w:rPr>
-              <w:t>7.40%</w:t>
+              <w:t>2.15%</w:t>
             </w:r>
           </w:p>
         </w:tc>
@@ -3580,7 +3785,7 @@
                 <w:color w:val="000000"/>
                 <w:sz w:val="18"/>
               </w:rPr>
-              <w:t>69.05%</w:t>
+              <w:t>76.14%</w:t>
             </w:r>
           </w:p>
         </w:tc>
@@ -3638,7 +3843,7 @@
                 <w:color w:val="000000"/>
                 <w:sz w:val="18"/>
               </w:rPr>
-              <w:t>72.98%</w:t>
+              <w:t>72.79%</w:t>
             </w:r>
           </w:p>
         </w:tc>
@@ -3696,7 +3901,7 @@
                 <w:color w:val="000000"/>
                 <w:sz w:val="18"/>
               </w:rPr>
-              <w:t>71.52%</w:t>
+              <w:t>72.41%</w:t>
             </w:r>
           </w:p>
         </w:tc>
@@ -3785,7 +3990,7 @@
                 <w:color w:val="000000"/>
                 <w:sz w:val="18"/>
               </w:rPr>
-              <w:t>415.83</w:t>
+              <w:t>1,056.90</w:t>
             </w:r>
           </w:p>
         </w:tc>
@@ -3843,7 +4048,7 @@
                 <w:color w:val="000000"/>
                 <w:sz w:val="18"/>
               </w:rPr>
-              <w:t>405.39</w:t>
+              <w:t>1,052.38</w:t>
             </w:r>
           </w:p>
         </w:tc>
@@ -3872,7 +4077,7 @@
                 <w:color w:val="000000"/>
                 <w:sz w:val="18"/>
               </w:rPr>
-              <w:t>-2.51%</w:t>
+              <w:t>-0.43%</w:t>
             </w:r>
           </w:p>
         </w:tc>
@@ -3901,7 +4106,7 @@
                 <w:color w:val="000000"/>
                 <w:sz w:val="18"/>
               </w:rPr>
-              <w:t>424.30</w:t>
+              <w:t>1,053.50</w:t>
             </w:r>
           </w:p>
         </w:tc>
@@ -3930,7 +4135,7 @@
                 <w:color w:val="000000"/>
                 <w:sz w:val="18"/>
               </w:rPr>
-              <w:t>4.66%</w:t>
+              <w:t>0.11%</w:t>
             </w:r>
           </w:p>
         </w:tc>
@@ -3990,7 +4195,7 @@
                 <w:color w:val="000000"/>
                 <w:sz w:val="18"/>
               </w:rPr>
-              <w:t>16.33%</w:t>
+              <w:t>51.66%</w:t>
             </w:r>
           </w:p>
         </w:tc>
@@ -4048,7 +4253,7 @@
                 <w:color w:val="000000"/>
                 <w:sz w:val="18"/>
               </w:rPr>
-              <w:t>17.31%</w:t>
+              <w:t>53.24%</w:t>
             </w:r>
           </w:p>
         </w:tc>
@@ -4106,7 +4311,7 @@
                 <w:color w:val="000000"/>
                 <w:sz w:val="18"/>
               </w:rPr>
-              <w:t>18.12%</w:t>
+              <w:t>54.61%</w:t>
             </w:r>
           </w:p>
         </w:tc>
@@ -4195,7 +4400,7 @@
                 <w:color w:val="000000"/>
                 <w:sz w:val="18"/>
               </w:rPr>
-              <w:t>24.49</w:t>
+              <w:t>697.82</w:t>
             </w:r>
           </w:p>
         </w:tc>
@@ -4253,7 +4458,7 @@
                 <w:color w:val="000000"/>
                 <w:sz w:val="18"/>
               </w:rPr>
-              <w:t>19.33</w:t>
+              <w:t>388.41</w:t>
             </w:r>
           </w:p>
         </w:tc>
@@ -4282,7 +4487,7 @@
                 <w:color w:val="000000"/>
                 <w:sz w:val="18"/>
               </w:rPr>
-              <w:t>-21.07%</w:t>
+              <w:t>-44.34%</w:t>
             </w:r>
           </w:p>
         </w:tc>
@@ -4311,7 +4516,7 @@
                 <w:color w:val="000000"/>
                 <w:sz w:val="18"/>
               </w:rPr>
-              <w:t>26.50</w:t>
+              <w:t>357.19</w:t>
             </w:r>
           </w:p>
         </w:tc>
@@ -4340,7 +4545,7 @@
                 <w:color w:val="000000"/>
                 <w:sz w:val="18"/>
               </w:rPr>
-              <w:t>37.09%</w:t>
+              <w:t>-8.04%</w:t>
             </w:r>
           </w:p>
         </w:tc>
@@ -4358,7 +4563,7 @@
           <w:color w:val="000000"/>
           <w:sz w:val="19"/>
         </w:rPr>
-        <w:t>资料来源:乌兰察布市财政决算、企业预警通,风控信评部整理</w:t>
+        <w:t>资料来源:徐州市财政决算、企业预警通,风控信评部整理</w:t>
       </w:r>
     </w:p>
     <w:p>
@@ -4373,7 +4578,1291 @@
           <w:color w:val="000000"/>
           <w:sz w:val="21"/>
         </w:rPr>
-        <w:t>土地市场方面，【待补充:乌兰察布市土地出让与房地产销售数据（土地市场数据库未覆盖该市）】。</w:t>
+        <w:t>土地市场方面，2021、2022、2023、2024、2025年徐州市经营性用地成交价分别为782.49亿元、727.20亿元、538.20亿元、409.64亿元、282.71亿元，2025年较2021年下降63.87%；同期平均溢价率为21.54%、0.17%、0.49%、0.06%、0.57%，整体处于低位、反映市场化主体拿地意愿与未来房价预期偏弱；成交楼面均价由2,035元/㎡降至1,313元/㎡、累计下降35.48%。2026年1-4月，徐州市经营性用地累计成交66宗、规划建面262.37万㎡、成交价31.87亿元，延续低位运行。</w:t>
+      </w:r>
+    </w:p>
+    <w:p>
+      <w:pPr>
+        <w:spacing w:before="80" w:after="40" w:line="360" w:lineRule="auto"/>
+        <w:ind w:firstLine="0"/>
+        <w:jc w:val="center"/>
+      </w:pPr>
+      <w:r>
+        <w:rPr>
+          <w:rFonts w:ascii="Times New Roman" w:hAnsi="Times New Roman" w:eastAsia="楷体"/>
+          <w:b/>
+          <w:color w:val="000000"/>
+          <w:sz w:val="21"/>
+        </w:rPr>
+        <w:t>图表:2021-2025年徐州市土地出让情况</w:t>
+      </w:r>
+    </w:p>
+    <w:tbl>
+      <w:tblPr>
+        <w:tblW w:type="auto" w:w="0"/>
+        <w:tblLayout w:type="autofit"/>
+        <w:tblLook w:firstColumn="1" w:firstRow="1" w:lastColumn="0" w:lastRow="0" w:noHBand="0" w:noVBand="1" w:val="04A0"/>
+      </w:tblPr>
+      <w:tblGrid>
+        <w:gridCol w:w="1568"/>
+        <w:gridCol w:w="1568"/>
+        <w:gridCol w:w="1568"/>
+        <w:gridCol w:w="1568"/>
+        <w:gridCol w:w="1568"/>
+        <w:gridCol w:w="1568"/>
+      </w:tblGrid>
+      <w:tr>
+        <w:tc>
+          <w:tcPr>
+            <w:tcW w:type="dxa" w:w="1568"/>
+            <w:vAlign w:val="center"/>
+            <w:shd w:val="clear" w:color="auto" w:fill="F1A983"/>
+            <w:tcBorders>
+              <w:top w:val="single" w:sz="4" w:color="A6A6A6"/>
+              <w:left w:val="single" w:sz="4" w:color="A6A6A6"/>
+              <w:bottom w:val="single" w:sz="4" w:color="A6A6A6"/>
+              <w:right w:val="single" w:sz="4" w:color="A6A6A6"/>
+            </w:tcBorders>
+          </w:tcPr>
+          <w:p>
+            <w:pPr>
+              <w:spacing w:before="0" w:after="0" w:line="276" w:lineRule="auto"/>
+              <w:ind w:firstLine="0"/>
+              <w:jc w:val="center"/>
+            </w:pPr>
+            <w:r/>
+            <w:r>
+              <w:rPr>
+                <w:rFonts w:ascii="Times New Roman" w:hAnsi="Times New Roman" w:eastAsia="楷体"/>
+                <w:b/>
+                <w:color w:val="000000"/>
+                <w:sz w:val="18"/>
+              </w:rPr>
+              <w:t>年度</w:t>
+            </w:r>
+          </w:p>
+        </w:tc>
+        <w:tc>
+          <w:tcPr>
+            <w:tcW w:type="dxa" w:w="1568"/>
+            <w:vAlign w:val="center"/>
+            <w:shd w:val="clear" w:color="auto" w:fill="F1A983"/>
+            <w:tcBorders>
+              <w:top w:val="single" w:sz="4" w:color="A6A6A6"/>
+              <w:left w:val="single" w:sz="4" w:color="A6A6A6"/>
+              <w:bottom w:val="single" w:sz="4" w:color="A6A6A6"/>
+              <w:right w:val="single" w:sz="4" w:color="A6A6A6"/>
+            </w:tcBorders>
+          </w:tcPr>
+          <w:p>
+            <w:pPr>
+              <w:spacing w:before="0" w:after="0" w:line="276" w:lineRule="auto"/>
+              <w:ind w:firstLine="0"/>
+              <w:jc w:val="center"/>
+            </w:pPr>
+            <w:r/>
+            <w:r>
+              <w:rPr>
+                <w:rFonts w:ascii="Times New Roman" w:hAnsi="Times New Roman" w:eastAsia="楷体"/>
+                <w:b/>
+                <w:color w:val="000000"/>
+                <w:sz w:val="18"/>
+              </w:rPr>
+              <w:t>土地宗数</w:t>
+            </w:r>
+          </w:p>
+        </w:tc>
+        <w:tc>
+          <w:tcPr>
+            <w:tcW w:type="dxa" w:w="1568"/>
+            <w:vAlign w:val="center"/>
+            <w:shd w:val="clear" w:color="auto" w:fill="F1A983"/>
+            <w:tcBorders>
+              <w:top w:val="single" w:sz="4" w:color="A6A6A6"/>
+              <w:left w:val="single" w:sz="4" w:color="A6A6A6"/>
+              <w:bottom w:val="single" w:sz="4" w:color="A6A6A6"/>
+              <w:right w:val="single" w:sz="4" w:color="A6A6A6"/>
+            </w:tcBorders>
+          </w:tcPr>
+          <w:p>
+            <w:pPr>
+              <w:spacing w:before="0" w:after="0" w:line="276" w:lineRule="auto"/>
+              <w:ind w:firstLine="0"/>
+              <w:jc w:val="center"/>
+            </w:pPr>
+            <w:r/>
+            <w:r>
+              <w:rPr>
+                <w:rFonts w:ascii="Times New Roman" w:hAnsi="Times New Roman" w:eastAsia="楷体"/>
+                <w:b/>
+                <w:color w:val="000000"/>
+                <w:sz w:val="18"/>
+              </w:rPr>
+              <w:t>规划建面(万㎡)</w:t>
+            </w:r>
+          </w:p>
+        </w:tc>
+        <w:tc>
+          <w:tcPr>
+            <w:tcW w:type="dxa" w:w="1568"/>
+            <w:vAlign w:val="center"/>
+            <w:shd w:val="clear" w:color="auto" w:fill="F1A983"/>
+            <w:tcBorders>
+              <w:top w:val="single" w:sz="4" w:color="A6A6A6"/>
+              <w:left w:val="single" w:sz="4" w:color="A6A6A6"/>
+              <w:bottom w:val="single" w:sz="4" w:color="A6A6A6"/>
+              <w:right w:val="single" w:sz="4" w:color="A6A6A6"/>
+            </w:tcBorders>
+          </w:tcPr>
+          <w:p>
+            <w:pPr>
+              <w:spacing w:before="0" w:after="0" w:line="276" w:lineRule="auto"/>
+              <w:ind w:firstLine="0"/>
+              <w:jc w:val="center"/>
+            </w:pPr>
+            <w:r/>
+            <w:r>
+              <w:rPr>
+                <w:rFonts w:ascii="Times New Roman" w:hAnsi="Times New Roman" w:eastAsia="楷体"/>
+                <w:b/>
+                <w:color w:val="000000"/>
+                <w:sz w:val="18"/>
+              </w:rPr>
+              <w:t>成交楼面均价(元/㎡)</w:t>
+            </w:r>
+          </w:p>
+        </w:tc>
+        <w:tc>
+          <w:tcPr>
+            <w:tcW w:type="dxa" w:w="1568"/>
+            <w:vAlign w:val="center"/>
+            <w:shd w:val="clear" w:color="auto" w:fill="F1A983"/>
+            <w:tcBorders>
+              <w:top w:val="single" w:sz="4" w:color="A6A6A6"/>
+              <w:left w:val="single" w:sz="4" w:color="A6A6A6"/>
+              <w:bottom w:val="single" w:sz="4" w:color="A6A6A6"/>
+              <w:right w:val="single" w:sz="4" w:color="A6A6A6"/>
+            </w:tcBorders>
+          </w:tcPr>
+          <w:p>
+            <w:pPr>
+              <w:spacing w:before="0" w:after="0" w:line="276" w:lineRule="auto"/>
+              <w:ind w:firstLine="0"/>
+              <w:jc w:val="center"/>
+            </w:pPr>
+            <w:r/>
+            <w:r>
+              <w:rPr>
+                <w:rFonts w:ascii="Times New Roman" w:hAnsi="Times New Roman" w:eastAsia="楷体"/>
+                <w:b/>
+                <w:color w:val="000000"/>
+                <w:sz w:val="18"/>
+              </w:rPr>
+              <w:t>平均溢价率</w:t>
+            </w:r>
+          </w:p>
+        </w:tc>
+        <w:tc>
+          <w:tcPr>
+            <w:tcW w:type="dxa" w:w="1568"/>
+            <w:vAlign w:val="center"/>
+            <w:shd w:val="clear" w:color="auto" w:fill="F1A983"/>
+            <w:tcBorders>
+              <w:top w:val="single" w:sz="4" w:color="A6A6A6"/>
+              <w:left w:val="single" w:sz="4" w:color="A6A6A6"/>
+              <w:bottom w:val="single" w:sz="4" w:color="A6A6A6"/>
+              <w:right w:val="single" w:sz="4" w:color="A6A6A6"/>
+            </w:tcBorders>
+          </w:tcPr>
+          <w:p>
+            <w:pPr>
+              <w:spacing w:before="0" w:after="0" w:line="276" w:lineRule="auto"/>
+              <w:ind w:firstLine="0"/>
+              <w:jc w:val="center"/>
+            </w:pPr>
+            <w:r/>
+            <w:r>
+              <w:rPr>
+                <w:rFonts w:ascii="Times New Roman" w:hAnsi="Times New Roman" w:eastAsia="楷体"/>
+                <w:b/>
+                <w:color w:val="000000"/>
+                <w:sz w:val="18"/>
+              </w:rPr>
+              <w:t>成交价(亿元)</w:t>
+            </w:r>
+          </w:p>
+        </w:tc>
+      </w:tr>
+      <w:tr>
+        <w:tc>
+          <w:tcPr>
+            <w:tcW w:type="dxa" w:w="1568"/>
+            <w:vAlign w:val="center"/>
+            <w:tcBorders>
+              <w:top w:val="single" w:sz="4" w:color="A6A6A6"/>
+              <w:left w:val="single" w:sz="4" w:color="A6A6A6"/>
+              <w:bottom w:val="single" w:sz="4" w:color="A6A6A6"/>
+              <w:right w:val="single" w:sz="4" w:color="A6A6A6"/>
+            </w:tcBorders>
+          </w:tcPr>
+          <w:p>
+            <w:pPr>
+              <w:spacing w:before="0" w:after="0" w:line="276" w:lineRule="auto"/>
+              <w:ind w:firstLine="0"/>
+              <w:jc w:val="left"/>
+            </w:pPr>
+            <w:r/>
+            <w:r>
+              <w:rPr>
+                <w:rFonts w:ascii="Times New Roman" w:hAnsi="Times New Roman" w:eastAsia="楷体"/>
+                <w:b w:val="0"/>
+                <w:color w:val="000000"/>
+                <w:sz w:val="18"/>
+              </w:rPr>
+              <w:t>2021</w:t>
+            </w:r>
+          </w:p>
+        </w:tc>
+        <w:tc>
+          <w:tcPr>
+            <w:tcW w:type="dxa" w:w="1568"/>
+            <w:vAlign w:val="center"/>
+            <w:tcBorders>
+              <w:top w:val="single" w:sz="4" w:color="A6A6A6"/>
+              <w:left w:val="single" w:sz="4" w:color="A6A6A6"/>
+              <w:bottom w:val="single" w:sz="4" w:color="A6A6A6"/>
+              <w:right w:val="single" w:sz="4" w:color="A6A6A6"/>
+            </w:tcBorders>
+          </w:tcPr>
+          <w:p>
+            <w:pPr>
+              <w:spacing w:before="0" w:after="0" w:line="276" w:lineRule="auto"/>
+              <w:ind w:firstLine="0"/>
+              <w:jc w:val="center"/>
+            </w:pPr>
+            <w:r/>
+            <w:r>
+              <w:rPr>
+                <w:rFonts w:ascii="Times New Roman" w:hAnsi="Times New Roman" w:eastAsia="楷体"/>
+                <w:b w:val="0"/>
+                <w:color w:val="000000"/>
+                <w:sz w:val="18"/>
+              </w:rPr>
+              <w:t>593</w:t>
+            </w:r>
+          </w:p>
+        </w:tc>
+        <w:tc>
+          <w:tcPr>
+            <w:tcW w:type="dxa" w:w="1568"/>
+            <w:vAlign w:val="center"/>
+            <w:tcBorders>
+              <w:top w:val="single" w:sz="4" w:color="A6A6A6"/>
+              <w:left w:val="single" w:sz="4" w:color="A6A6A6"/>
+              <w:bottom w:val="single" w:sz="4" w:color="A6A6A6"/>
+              <w:right w:val="single" w:sz="4" w:color="A6A6A6"/>
+            </w:tcBorders>
+          </w:tcPr>
+          <w:p>
+            <w:pPr>
+              <w:spacing w:before="0" w:after="0" w:line="276" w:lineRule="auto"/>
+              <w:ind w:firstLine="0"/>
+              <w:jc w:val="center"/>
+            </w:pPr>
+            <w:r/>
+            <w:r>
+              <w:rPr>
+                <w:rFonts w:ascii="Times New Roman" w:hAnsi="Times New Roman" w:eastAsia="楷体"/>
+                <w:b w:val="0"/>
+                <w:color w:val="000000"/>
+                <w:sz w:val="18"/>
+              </w:rPr>
+              <w:t>3,845.51</w:t>
+            </w:r>
+          </w:p>
+        </w:tc>
+        <w:tc>
+          <w:tcPr>
+            <w:tcW w:type="dxa" w:w="1568"/>
+            <w:vAlign w:val="center"/>
+            <w:tcBorders>
+              <w:top w:val="single" w:sz="4" w:color="A6A6A6"/>
+              <w:left w:val="single" w:sz="4" w:color="A6A6A6"/>
+              <w:bottom w:val="single" w:sz="4" w:color="A6A6A6"/>
+              <w:right w:val="single" w:sz="4" w:color="A6A6A6"/>
+            </w:tcBorders>
+          </w:tcPr>
+          <w:p>
+            <w:pPr>
+              <w:spacing w:before="0" w:after="0" w:line="276" w:lineRule="auto"/>
+              <w:ind w:firstLine="0"/>
+              <w:jc w:val="center"/>
+            </w:pPr>
+            <w:r/>
+            <w:r>
+              <w:rPr>
+                <w:rFonts w:ascii="Times New Roman" w:hAnsi="Times New Roman" w:eastAsia="楷体"/>
+                <w:b w:val="0"/>
+                <w:color w:val="000000"/>
+                <w:sz w:val="18"/>
+              </w:rPr>
+              <w:t>2,035</w:t>
+            </w:r>
+          </w:p>
+        </w:tc>
+        <w:tc>
+          <w:tcPr>
+            <w:tcW w:type="dxa" w:w="1568"/>
+            <w:vAlign w:val="center"/>
+            <w:tcBorders>
+              <w:top w:val="single" w:sz="4" w:color="A6A6A6"/>
+              <w:left w:val="single" w:sz="4" w:color="A6A6A6"/>
+              <w:bottom w:val="single" w:sz="4" w:color="A6A6A6"/>
+              <w:right w:val="single" w:sz="4" w:color="A6A6A6"/>
+            </w:tcBorders>
+          </w:tcPr>
+          <w:p>
+            <w:pPr>
+              <w:spacing w:before="0" w:after="0" w:line="276" w:lineRule="auto"/>
+              <w:ind w:firstLine="0"/>
+              <w:jc w:val="center"/>
+            </w:pPr>
+            <w:r/>
+            <w:r>
+              <w:rPr>
+                <w:rFonts w:ascii="Times New Roman" w:hAnsi="Times New Roman" w:eastAsia="楷体"/>
+                <w:b w:val="0"/>
+                <w:color w:val="000000"/>
+                <w:sz w:val="18"/>
+              </w:rPr>
+              <w:t>21.54%</w:t>
+            </w:r>
+          </w:p>
+        </w:tc>
+        <w:tc>
+          <w:tcPr>
+            <w:tcW w:type="dxa" w:w="1568"/>
+            <w:vAlign w:val="center"/>
+            <w:tcBorders>
+              <w:top w:val="single" w:sz="4" w:color="A6A6A6"/>
+              <w:left w:val="single" w:sz="4" w:color="A6A6A6"/>
+              <w:bottom w:val="single" w:sz="4" w:color="A6A6A6"/>
+              <w:right w:val="single" w:sz="4" w:color="A6A6A6"/>
+            </w:tcBorders>
+          </w:tcPr>
+          <w:p>
+            <w:pPr>
+              <w:spacing w:before="0" w:after="0" w:line="276" w:lineRule="auto"/>
+              <w:ind w:firstLine="0"/>
+              <w:jc w:val="center"/>
+            </w:pPr>
+            <w:r/>
+            <w:r>
+              <w:rPr>
+                <w:rFonts w:ascii="Times New Roman" w:hAnsi="Times New Roman" w:eastAsia="楷体"/>
+                <w:b w:val="0"/>
+                <w:color w:val="000000"/>
+                <w:sz w:val="18"/>
+              </w:rPr>
+              <w:t>782.49</w:t>
+            </w:r>
+          </w:p>
+        </w:tc>
+      </w:tr>
+      <w:tr>
+        <w:tc>
+          <w:tcPr>
+            <w:tcW w:type="dxa" w:w="1568"/>
+            <w:vAlign w:val="center"/>
+            <w:tcBorders>
+              <w:top w:val="single" w:sz="4" w:color="A6A6A6"/>
+              <w:left w:val="single" w:sz="4" w:color="A6A6A6"/>
+              <w:bottom w:val="single" w:sz="4" w:color="A6A6A6"/>
+              <w:right w:val="single" w:sz="4" w:color="A6A6A6"/>
+            </w:tcBorders>
+          </w:tcPr>
+          <w:p>
+            <w:pPr>
+              <w:spacing w:before="0" w:after="0" w:line="276" w:lineRule="auto"/>
+              <w:ind w:firstLine="0"/>
+              <w:jc w:val="left"/>
+            </w:pPr>
+            <w:r/>
+            <w:r>
+              <w:rPr>
+                <w:rFonts w:ascii="Times New Roman" w:hAnsi="Times New Roman" w:eastAsia="楷体"/>
+                <w:b w:val="0"/>
+                <w:color w:val="000000"/>
+                <w:sz w:val="18"/>
+              </w:rPr>
+              <w:t>2022</w:t>
+            </w:r>
+          </w:p>
+        </w:tc>
+        <w:tc>
+          <w:tcPr>
+            <w:tcW w:type="dxa" w:w="1568"/>
+            <w:vAlign w:val="center"/>
+            <w:tcBorders>
+              <w:top w:val="single" w:sz="4" w:color="A6A6A6"/>
+              <w:left w:val="single" w:sz="4" w:color="A6A6A6"/>
+              <w:bottom w:val="single" w:sz="4" w:color="A6A6A6"/>
+              <w:right w:val="single" w:sz="4" w:color="A6A6A6"/>
+            </w:tcBorders>
+          </w:tcPr>
+          <w:p>
+            <w:pPr>
+              <w:spacing w:before="0" w:after="0" w:line="276" w:lineRule="auto"/>
+              <w:ind w:firstLine="0"/>
+              <w:jc w:val="center"/>
+            </w:pPr>
+            <w:r/>
+            <w:r>
+              <w:rPr>
+                <w:rFonts w:ascii="Times New Roman" w:hAnsi="Times New Roman" w:eastAsia="楷体"/>
+                <w:b w:val="0"/>
+                <w:color w:val="000000"/>
+                <w:sz w:val="18"/>
+              </w:rPr>
+              <w:t>637</w:t>
+            </w:r>
+          </w:p>
+        </w:tc>
+        <w:tc>
+          <w:tcPr>
+            <w:tcW w:type="dxa" w:w="1568"/>
+            <w:vAlign w:val="center"/>
+            <w:tcBorders>
+              <w:top w:val="single" w:sz="4" w:color="A6A6A6"/>
+              <w:left w:val="single" w:sz="4" w:color="A6A6A6"/>
+              <w:bottom w:val="single" w:sz="4" w:color="A6A6A6"/>
+              <w:right w:val="single" w:sz="4" w:color="A6A6A6"/>
+            </w:tcBorders>
+          </w:tcPr>
+          <w:p>
+            <w:pPr>
+              <w:spacing w:before="0" w:after="0" w:line="276" w:lineRule="auto"/>
+              <w:ind w:firstLine="0"/>
+              <w:jc w:val="center"/>
+            </w:pPr>
+            <w:r/>
+            <w:r>
+              <w:rPr>
+                <w:rFonts w:ascii="Times New Roman" w:hAnsi="Times New Roman" w:eastAsia="楷体"/>
+                <w:b w:val="0"/>
+                <w:color w:val="000000"/>
+                <w:sz w:val="18"/>
+              </w:rPr>
+              <w:t>4,447.35</w:t>
+            </w:r>
+          </w:p>
+        </w:tc>
+        <w:tc>
+          <w:tcPr>
+            <w:tcW w:type="dxa" w:w="1568"/>
+            <w:vAlign w:val="center"/>
+            <w:tcBorders>
+              <w:top w:val="single" w:sz="4" w:color="A6A6A6"/>
+              <w:left w:val="single" w:sz="4" w:color="A6A6A6"/>
+              <w:bottom w:val="single" w:sz="4" w:color="A6A6A6"/>
+              <w:right w:val="single" w:sz="4" w:color="A6A6A6"/>
+            </w:tcBorders>
+          </w:tcPr>
+          <w:p>
+            <w:pPr>
+              <w:spacing w:before="0" w:after="0" w:line="276" w:lineRule="auto"/>
+              <w:ind w:firstLine="0"/>
+              <w:jc w:val="center"/>
+            </w:pPr>
+            <w:r/>
+            <w:r>
+              <w:rPr>
+                <w:rFonts w:ascii="Times New Roman" w:hAnsi="Times New Roman" w:eastAsia="楷体"/>
+                <w:b w:val="0"/>
+                <w:color w:val="000000"/>
+                <w:sz w:val="18"/>
+              </w:rPr>
+              <w:t>1,635</w:t>
+            </w:r>
+          </w:p>
+        </w:tc>
+        <w:tc>
+          <w:tcPr>
+            <w:tcW w:type="dxa" w:w="1568"/>
+            <w:vAlign w:val="center"/>
+            <w:tcBorders>
+              <w:top w:val="single" w:sz="4" w:color="A6A6A6"/>
+              <w:left w:val="single" w:sz="4" w:color="A6A6A6"/>
+              <w:bottom w:val="single" w:sz="4" w:color="A6A6A6"/>
+              <w:right w:val="single" w:sz="4" w:color="A6A6A6"/>
+            </w:tcBorders>
+          </w:tcPr>
+          <w:p>
+            <w:pPr>
+              <w:spacing w:before="0" w:after="0" w:line="276" w:lineRule="auto"/>
+              <w:ind w:firstLine="0"/>
+              <w:jc w:val="center"/>
+            </w:pPr>
+            <w:r/>
+            <w:r>
+              <w:rPr>
+                <w:rFonts w:ascii="Times New Roman" w:hAnsi="Times New Roman" w:eastAsia="楷体"/>
+                <w:b w:val="0"/>
+                <w:color w:val="000000"/>
+                <w:sz w:val="18"/>
+              </w:rPr>
+              <w:t>0.17%</w:t>
+            </w:r>
+          </w:p>
+        </w:tc>
+        <w:tc>
+          <w:tcPr>
+            <w:tcW w:type="dxa" w:w="1568"/>
+            <w:vAlign w:val="center"/>
+            <w:tcBorders>
+              <w:top w:val="single" w:sz="4" w:color="A6A6A6"/>
+              <w:left w:val="single" w:sz="4" w:color="A6A6A6"/>
+              <w:bottom w:val="single" w:sz="4" w:color="A6A6A6"/>
+              <w:right w:val="single" w:sz="4" w:color="A6A6A6"/>
+            </w:tcBorders>
+          </w:tcPr>
+          <w:p>
+            <w:pPr>
+              <w:spacing w:before="0" w:after="0" w:line="276" w:lineRule="auto"/>
+              <w:ind w:firstLine="0"/>
+              <w:jc w:val="center"/>
+            </w:pPr>
+            <w:r/>
+            <w:r>
+              <w:rPr>
+                <w:rFonts w:ascii="Times New Roman" w:hAnsi="Times New Roman" w:eastAsia="楷体"/>
+                <w:b w:val="0"/>
+                <w:color w:val="000000"/>
+                <w:sz w:val="18"/>
+              </w:rPr>
+              <w:t>727.20</w:t>
+            </w:r>
+          </w:p>
+        </w:tc>
+      </w:tr>
+      <w:tr>
+        <w:tc>
+          <w:tcPr>
+            <w:tcW w:type="dxa" w:w="1568"/>
+            <w:vAlign w:val="center"/>
+            <w:tcBorders>
+              <w:top w:val="single" w:sz="4" w:color="A6A6A6"/>
+              <w:left w:val="single" w:sz="4" w:color="A6A6A6"/>
+              <w:bottom w:val="single" w:sz="4" w:color="A6A6A6"/>
+              <w:right w:val="single" w:sz="4" w:color="A6A6A6"/>
+            </w:tcBorders>
+          </w:tcPr>
+          <w:p>
+            <w:pPr>
+              <w:spacing w:before="0" w:after="0" w:line="276" w:lineRule="auto"/>
+              <w:ind w:firstLine="0"/>
+              <w:jc w:val="left"/>
+            </w:pPr>
+            <w:r/>
+            <w:r>
+              <w:rPr>
+                <w:rFonts w:ascii="Times New Roman" w:hAnsi="Times New Roman" w:eastAsia="楷体"/>
+                <w:b w:val="0"/>
+                <w:color w:val="000000"/>
+                <w:sz w:val="18"/>
+              </w:rPr>
+              <w:t>2023</w:t>
+            </w:r>
+          </w:p>
+        </w:tc>
+        <w:tc>
+          <w:tcPr>
+            <w:tcW w:type="dxa" w:w="1568"/>
+            <w:vAlign w:val="center"/>
+            <w:tcBorders>
+              <w:top w:val="single" w:sz="4" w:color="A6A6A6"/>
+              <w:left w:val="single" w:sz="4" w:color="A6A6A6"/>
+              <w:bottom w:val="single" w:sz="4" w:color="A6A6A6"/>
+              <w:right w:val="single" w:sz="4" w:color="A6A6A6"/>
+            </w:tcBorders>
+          </w:tcPr>
+          <w:p>
+            <w:pPr>
+              <w:spacing w:before="0" w:after="0" w:line="276" w:lineRule="auto"/>
+              <w:ind w:firstLine="0"/>
+              <w:jc w:val="center"/>
+            </w:pPr>
+            <w:r/>
+            <w:r>
+              <w:rPr>
+                <w:rFonts w:ascii="Times New Roman" w:hAnsi="Times New Roman" w:eastAsia="楷体"/>
+                <w:b w:val="0"/>
+                <w:color w:val="000000"/>
+                <w:sz w:val="18"/>
+              </w:rPr>
+              <w:t>486</w:t>
+            </w:r>
+          </w:p>
+        </w:tc>
+        <w:tc>
+          <w:tcPr>
+            <w:tcW w:type="dxa" w:w="1568"/>
+            <w:vAlign w:val="center"/>
+            <w:tcBorders>
+              <w:top w:val="single" w:sz="4" w:color="A6A6A6"/>
+              <w:left w:val="single" w:sz="4" w:color="A6A6A6"/>
+              <w:bottom w:val="single" w:sz="4" w:color="A6A6A6"/>
+              <w:right w:val="single" w:sz="4" w:color="A6A6A6"/>
+            </w:tcBorders>
+          </w:tcPr>
+          <w:p>
+            <w:pPr>
+              <w:spacing w:before="0" w:after="0" w:line="276" w:lineRule="auto"/>
+              <w:ind w:firstLine="0"/>
+              <w:jc w:val="center"/>
+            </w:pPr>
+            <w:r/>
+            <w:r>
+              <w:rPr>
+                <w:rFonts w:ascii="Times New Roman" w:hAnsi="Times New Roman" w:eastAsia="楷体"/>
+                <w:b w:val="0"/>
+                <w:color w:val="000000"/>
+                <w:sz w:val="18"/>
+              </w:rPr>
+              <w:t>3,106.19</w:t>
+            </w:r>
+          </w:p>
+        </w:tc>
+        <w:tc>
+          <w:tcPr>
+            <w:tcW w:type="dxa" w:w="1568"/>
+            <w:vAlign w:val="center"/>
+            <w:tcBorders>
+              <w:top w:val="single" w:sz="4" w:color="A6A6A6"/>
+              <w:left w:val="single" w:sz="4" w:color="A6A6A6"/>
+              <w:bottom w:val="single" w:sz="4" w:color="A6A6A6"/>
+              <w:right w:val="single" w:sz="4" w:color="A6A6A6"/>
+            </w:tcBorders>
+          </w:tcPr>
+          <w:p>
+            <w:pPr>
+              <w:spacing w:before="0" w:after="0" w:line="276" w:lineRule="auto"/>
+              <w:ind w:firstLine="0"/>
+              <w:jc w:val="center"/>
+            </w:pPr>
+            <w:r/>
+            <w:r>
+              <w:rPr>
+                <w:rFonts w:ascii="Times New Roman" w:hAnsi="Times New Roman" w:eastAsia="楷体"/>
+                <w:b w:val="0"/>
+                <w:color w:val="000000"/>
+                <w:sz w:val="18"/>
+              </w:rPr>
+              <w:t>1,733</w:t>
+            </w:r>
+          </w:p>
+        </w:tc>
+        <w:tc>
+          <w:tcPr>
+            <w:tcW w:type="dxa" w:w="1568"/>
+            <w:vAlign w:val="center"/>
+            <w:tcBorders>
+              <w:top w:val="single" w:sz="4" w:color="A6A6A6"/>
+              <w:left w:val="single" w:sz="4" w:color="A6A6A6"/>
+              <w:bottom w:val="single" w:sz="4" w:color="A6A6A6"/>
+              <w:right w:val="single" w:sz="4" w:color="A6A6A6"/>
+            </w:tcBorders>
+          </w:tcPr>
+          <w:p>
+            <w:pPr>
+              <w:spacing w:before="0" w:after="0" w:line="276" w:lineRule="auto"/>
+              <w:ind w:firstLine="0"/>
+              <w:jc w:val="center"/>
+            </w:pPr>
+            <w:r/>
+            <w:r>
+              <w:rPr>
+                <w:rFonts w:ascii="Times New Roman" w:hAnsi="Times New Roman" w:eastAsia="楷体"/>
+                <w:b w:val="0"/>
+                <w:color w:val="000000"/>
+                <w:sz w:val="18"/>
+              </w:rPr>
+              <w:t>0.49%</w:t>
+            </w:r>
+          </w:p>
+        </w:tc>
+        <w:tc>
+          <w:tcPr>
+            <w:tcW w:type="dxa" w:w="1568"/>
+            <w:vAlign w:val="center"/>
+            <w:tcBorders>
+              <w:top w:val="single" w:sz="4" w:color="A6A6A6"/>
+              <w:left w:val="single" w:sz="4" w:color="A6A6A6"/>
+              <w:bottom w:val="single" w:sz="4" w:color="A6A6A6"/>
+              <w:right w:val="single" w:sz="4" w:color="A6A6A6"/>
+            </w:tcBorders>
+          </w:tcPr>
+          <w:p>
+            <w:pPr>
+              <w:spacing w:before="0" w:after="0" w:line="276" w:lineRule="auto"/>
+              <w:ind w:firstLine="0"/>
+              <w:jc w:val="center"/>
+            </w:pPr>
+            <w:r/>
+            <w:r>
+              <w:rPr>
+                <w:rFonts w:ascii="Times New Roman" w:hAnsi="Times New Roman" w:eastAsia="楷体"/>
+                <w:b w:val="0"/>
+                <w:color w:val="000000"/>
+                <w:sz w:val="18"/>
+              </w:rPr>
+              <w:t>538.20</w:t>
+            </w:r>
+          </w:p>
+        </w:tc>
+      </w:tr>
+      <w:tr>
+        <w:tc>
+          <w:tcPr>
+            <w:tcW w:type="dxa" w:w="1568"/>
+            <w:vAlign w:val="center"/>
+            <w:tcBorders>
+              <w:top w:val="single" w:sz="4" w:color="A6A6A6"/>
+              <w:left w:val="single" w:sz="4" w:color="A6A6A6"/>
+              <w:bottom w:val="single" w:sz="4" w:color="A6A6A6"/>
+              <w:right w:val="single" w:sz="4" w:color="A6A6A6"/>
+            </w:tcBorders>
+          </w:tcPr>
+          <w:p>
+            <w:pPr>
+              <w:spacing w:before="0" w:after="0" w:line="276" w:lineRule="auto"/>
+              <w:ind w:firstLine="0"/>
+              <w:jc w:val="left"/>
+            </w:pPr>
+            <w:r/>
+            <w:r>
+              <w:rPr>
+                <w:rFonts w:ascii="Times New Roman" w:hAnsi="Times New Roman" w:eastAsia="楷体"/>
+                <w:b w:val="0"/>
+                <w:color w:val="000000"/>
+                <w:sz w:val="18"/>
+              </w:rPr>
+              <w:t>2024</w:t>
+            </w:r>
+          </w:p>
+        </w:tc>
+        <w:tc>
+          <w:tcPr>
+            <w:tcW w:type="dxa" w:w="1568"/>
+            <w:vAlign w:val="center"/>
+            <w:tcBorders>
+              <w:top w:val="single" w:sz="4" w:color="A6A6A6"/>
+              <w:left w:val="single" w:sz="4" w:color="A6A6A6"/>
+              <w:bottom w:val="single" w:sz="4" w:color="A6A6A6"/>
+              <w:right w:val="single" w:sz="4" w:color="A6A6A6"/>
+            </w:tcBorders>
+          </w:tcPr>
+          <w:p>
+            <w:pPr>
+              <w:spacing w:before="0" w:after="0" w:line="276" w:lineRule="auto"/>
+              <w:ind w:firstLine="0"/>
+              <w:jc w:val="center"/>
+            </w:pPr>
+            <w:r/>
+            <w:r>
+              <w:rPr>
+                <w:rFonts w:ascii="Times New Roman" w:hAnsi="Times New Roman" w:eastAsia="楷体"/>
+                <w:b w:val="0"/>
+                <w:color w:val="000000"/>
+                <w:sz w:val="18"/>
+              </w:rPr>
+              <w:t>488</w:t>
+            </w:r>
+          </w:p>
+        </w:tc>
+        <w:tc>
+          <w:tcPr>
+            <w:tcW w:type="dxa" w:w="1568"/>
+            <w:vAlign w:val="center"/>
+            <w:tcBorders>
+              <w:top w:val="single" w:sz="4" w:color="A6A6A6"/>
+              <w:left w:val="single" w:sz="4" w:color="A6A6A6"/>
+              <w:bottom w:val="single" w:sz="4" w:color="A6A6A6"/>
+              <w:right w:val="single" w:sz="4" w:color="A6A6A6"/>
+            </w:tcBorders>
+          </w:tcPr>
+          <w:p>
+            <w:pPr>
+              <w:spacing w:before="0" w:after="0" w:line="276" w:lineRule="auto"/>
+              <w:ind w:firstLine="0"/>
+              <w:jc w:val="center"/>
+            </w:pPr>
+            <w:r/>
+            <w:r>
+              <w:rPr>
+                <w:rFonts w:ascii="Times New Roman" w:hAnsi="Times New Roman" w:eastAsia="楷体"/>
+                <w:b w:val="0"/>
+                <w:color w:val="000000"/>
+                <w:sz w:val="18"/>
+              </w:rPr>
+              <w:t>2,555.67</w:t>
+            </w:r>
+          </w:p>
+        </w:tc>
+        <w:tc>
+          <w:tcPr>
+            <w:tcW w:type="dxa" w:w="1568"/>
+            <w:vAlign w:val="center"/>
+            <w:tcBorders>
+              <w:top w:val="single" w:sz="4" w:color="A6A6A6"/>
+              <w:left w:val="single" w:sz="4" w:color="A6A6A6"/>
+              <w:bottom w:val="single" w:sz="4" w:color="A6A6A6"/>
+              <w:right w:val="single" w:sz="4" w:color="A6A6A6"/>
+            </w:tcBorders>
+          </w:tcPr>
+          <w:p>
+            <w:pPr>
+              <w:spacing w:before="0" w:after="0" w:line="276" w:lineRule="auto"/>
+              <w:ind w:firstLine="0"/>
+              <w:jc w:val="center"/>
+            </w:pPr>
+            <w:r/>
+            <w:r>
+              <w:rPr>
+                <w:rFonts w:ascii="Times New Roman" w:hAnsi="Times New Roman" w:eastAsia="楷体"/>
+                <w:b w:val="0"/>
+                <w:color w:val="000000"/>
+                <w:sz w:val="18"/>
+              </w:rPr>
+              <w:t>1,603</w:t>
+            </w:r>
+          </w:p>
+        </w:tc>
+        <w:tc>
+          <w:tcPr>
+            <w:tcW w:type="dxa" w:w="1568"/>
+            <w:vAlign w:val="center"/>
+            <w:tcBorders>
+              <w:top w:val="single" w:sz="4" w:color="A6A6A6"/>
+              <w:left w:val="single" w:sz="4" w:color="A6A6A6"/>
+              <w:bottom w:val="single" w:sz="4" w:color="A6A6A6"/>
+              <w:right w:val="single" w:sz="4" w:color="A6A6A6"/>
+            </w:tcBorders>
+          </w:tcPr>
+          <w:p>
+            <w:pPr>
+              <w:spacing w:before="0" w:after="0" w:line="276" w:lineRule="auto"/>
+              <w:ind w:firstLine="0"/>
+              <w:jc w:val="center"/>
+            </w:pPr>
+            <w:r/>
+            <w:r>
+              <w:rPr>
+                <w:rFonts w:ascii="Times New Roman" w:hAnsi="Times New Roman" w:eastAsia="楷体"/>
+                <w:b w:val="0"/>
+                <w:color w:val="000000"/>
+                <w:sz w:val="18"/>
+              </w:rPr>
+              <w:t>0.06%</w:t>
+            </w:r>
+          </w:p>
+        </w:tc>
+        <w:tc>
+          <w:tcPr>
+            <w:tcW w:type="dxa" w:w="1568"/>
+            <w:vAlign w:val="center"/>
+            <w:tcBorders>
+              <w:top w:val="single" w:sz="4" w:color="A6A6A6"/>
+              <w:left w:val="single" w:sz="4" w:color="A6A6A6"/>
+              <w:bottom w:val="single" w:sz="4" w:color="A6A6A6"/>
+              <w:right w:val="single" w:sz="4" w:color="A6A6A6"/>
+            </w:tcBorders>
+          </w:tcPr>
+          <w:p>
+            <w:pPr>
+              <w:spacing w:before="0" w:after="0" w:line="276" w:lineRule="auto"/>
+              <w:ind w:firstLine="0"/>
+              <w:jc w:val="center"/>
+            </w:pPr>
+            <w:r/>
+            <w:r>
+              <w:rPr>
+                <w:rFonts w:ascii="Times New Roman" w:hAnsi="Times New Roman" w:eastAsia="楷体"/>
+                <w:b w:val="0"/>
+                <w:color w:val="000000"/>
+                <w:sz w:val="18"/>
+              </w:rPr>
+              <w:t>409.64</w:t>
+            </w:r>
+          </w:p>
+        </w:tc>
+      </w:tr>
+      <w:tr>
+        <w:tc>
+          <w:tcPr>
+            <w:tcW w:type="dxa" w:w="1568"/>
+            <w:vAlign w:val="center"/>
+            <w:tcBorders>
+              <w:top w:val="single" w:sz="4" w:color="A6A6A6"/>
+              <w:left w:val="single" w:sz="4" w:color="A6A6A6"/>
+              <w:bottom w:val="single" w:sz="4" w:color="A6A6A6"/>
+              <w:right w:val="single" w:sz="4" w:color="A6A6A6"/>
+            </w:tcBorders>
+          </w:tcPr>
+          <w:p>
+            <w:pPr>
+              <w:spacing w:before="0" w:after="0" w:line="276" w:lineRule="auto"/>
+              <w:ind w:firstLine="0"/>
+              <w:jc w:val="left"/>
+            </w:pPr>
+            <w:r/>
+            <w:r>
+              <w:rPr>
+                <w:rFonts w:ascii="Times New Roman" w:hAnsi="Times New Roman" w:eastAsia="楷体"/>
+                <w:b w:val="0"/>
+                <w:color w:val="000000"/>
+                <w:sz w:val="18"/>
+              </w:rPr>
+              <w:t>2025</w:t>
+            </w:r>
+          </w:p>
+        </w:tc>
+        <w:tc>
+          <w:tcPr>
+            <w:tcW w:type="dxa" w:w="1568"/>
+            <w:vAlign w:val="center"/>
+            <w:tcBorders>
+              <w:top w:val="single" w:sz="4" w:color="A6A6A6"/>
+              <w:left w:val="single" w:sz="4" w:color="A6A6A6"/>
+              <w:bottom w:val="single" w:sz="4" w:color="A6A6A6"/>
+              <w:right w:val="single" w:sz="4" w:color="A6A6A6"/>
+            </w:tcBorders>
+          </w:tcPr>
+          <w:p>
+            <w:pPr>
+              <w:spacing w:before="0" w:after="0" w:line="276" w:lineRule="auto"/>
+              <w:ind w:firstLine="0"/>
+              <w:jc w:val="center"/>
+            </w:pPr>
+            <w:r/>
+            <w:r>
+              <w:rPr>
+                <w:rFonts w:ascii="Times New Roman" w:hAnsi="Times New Roman" w:eastAsia="楷体"/>
+                <w:b w:val="0"/>
+                <w:color w:val="000000"/>
+                <w:sz w:val="18"/>
+              </w:rPr>
+              <w:t>451</w:t>
+            </w:r>
+          </w:p>
+        </w:tc>
+        <w:tc>
+          <w:tcPr>
+            <w:tcW w:type="dxa" w:w="1568"/>
+            <w:vAlign w:val="center"/>
+            <w:tcBorders>
+              <w:top w:val="single" w:sz="4" w:color="A6A6A6"/>
+              <w:left w:val="single" w:sz="4" w:color="A6A6A6"/>
+              <w:bottom w:val="single" w:sz="4" w:color="A6A6A6"/>
+              <w:right w:val="single" w:sz="4" w:color="A6A6A6"/>
+            </w:tcBorders>
+          </w:tcPr>
+          <w:p>
+            <w:pPr>
+              <w:spacing w:before="0" w:after="0" w:line="276" w:lineRule="auto"/>
+              <w:ind w:firstLine="0"/>
+              <w:jc w:val="center"/>
+            </w:pPr>
+            <w:r/>
+            <w:r>
+              <w:rPr>
+                <w:rFonts w:ascii="Times New Roman" w:hAnsi="Times New Roman" w:eastAsia="楷体"/>
+                <w:b w:val="0"/>
+                <w:color w:val="000000"/>
+                <w:sz w:val="18"/>
+              </w:rPr>
+              <w:t>2,153.54</w:t>
+            </w:r>
+          </w:p>
+        </w:tc>
+        <w:tc>
+          <w:tcPr>
+            <w:tcW w:type="dxa" w:w="1568"/>
+            <w:vAlign w:val="center"/>
+            <w:tcBorders>
+              <w:top w:val="single" w:sz="4" w:color="A6A6A6"/>
+              <w:left w:val="single" w:sz="4" w:color="A6A6A6"/>
+              <w:bottom w:val="single" w:sz="4" w:color="A6A6A6"/>
+              <w:right w:val="single" w:sz="4" w:color="A6A6A6"/>
+            </w:tcBorders>
+          </w:tcPr>
+          <w:p>
+            <w:pPr>
+              <w:spacing w:before="0" w:after="0" w:line="276" w:lineRule="auto"/>
+              <w:ind w:firstLine="0"/>
+              <w:jc w:val="center"/>
+            </w:pPr>
+            <w:r/>
+            <w:r>
+              <w:rPr>
+                <w:rFonts w:ascii="Times New Roman" w:hAnsi="Times New Roman" w:eastAsia="楷体"/>
+                <w:b w:val="0"/>
+                <w:color w:val="000000"/>
+                <w:sz w:val="18"/>
+              </w:rPr>
+              <w:t>1,313</w:t>
+            </w:r>
+          </w:p>
+        </w:tc>
+        <w:tc>
+          <w:tcPr>
+            <w:tcW w:type="dxa" w:w="1568"/>
+            <w:vAlign w:val="center"/>
+            <w:tcBorders>
+              <w:top w:val="single" w:sz="4" w:color="A6A6A6"/>
+              <w:left w:val="single" w:sz="4" w:color="A6A6A6"/>
+              <w:bottom w:val="single" w:sz="4" w:color="A6A6A6"/>
+              <w:right w:val="single" w:sz="4" w:color="A6A6A6"/>
+            </w:tcBorders>
+          </w:tcPr>
+          <w:p>
+            <w:pPr>
+              <w:spacing w:before="0" w:after="0" w:line="276" w:lineRule="auto"/>
+              <w:ind w:firstLine="0"/>
+              <w:jc w:val="center"/>
+            </w:pPr>
+            <w:r/>
+            <w:r>
+              <w:rPr>
+                <w:rFonts w:ascii="Times New Roman" w:hAnsi="Times New Roman" w:eastAsia="楷体"/>
+                <w:b w:val="0"/>
+                <w:color w:val="000000"/>
+                <w:sz w:val="18"/>
+              </w:rPr>
+              <w:t>0.57%</w:t>
+            </w:r>
+          </w:p>
+        </w:tc>
+        <w:tc>
+          <w:tcPr>
+            <w:tcW w:type="dxa" w:w="1568"/>
+            <w:vAlign w:val="center"/>
+            <w:tcBorders>
+              <w:top w:val="single" w:sz="4" w:color="A6A6A6"/>
+              <w:left w:val="single" w:sz="4" w:color="A6A6A6"/>
+              <w:bottom w:val="single" w:sz="4" w:color="A6A6A6"/>
+              <w:right w:val="single" w:sz="4" w:color="A6A6A6"/>
+            </w:tcBorders>
+          </w:tcPr>
+          <w:p>
+            <w:pPr>
+              <w:spacing w:before="0" w:after="0" w:line="276" w:lineRule="auto"/>
+              <w:ind w:firstLine="0"/>
+              <w:jc w:val="center"/>
+            </w:pPr>
+            <w:r/>
+            <w:r>
+              <w:rPr>
+                <w:rFonts w:ascii="Times New Roman" w:hAnsi="Times New Roman" w:eastAsia="楷体"/>
+                <w:b w:val="0"/>
+                <w:color w:val="000000"/>
+                <w:sz w:val="18"/>
+              </w:rPr>
+              <w:t>282.71</w:t>
+            </w:r>
+          </w:p>
+        </w:tc>
+      </w:tr>
+      <w:tr>
+        <w:tc>
+          <w:tcPr>
+            <w:tcW w:type="dxa" w:w="1568"/>
+            <w:vAlign w:val="center"/>
+            <w:tcBorders>
+              <w:top w:val="single" w:sz="4" w:color="A6A6A6"/>
+              <w:left w:val="single" w:sz="4" w:color="A6A6A6"/>
+              <w:bottom w:val="single" w:sz="4" w:color="A6A6A6"/>
+              <w:right w:val="single" w:sz="4" w:color="A6A6A6"/>
+            </w:tcBorders>
+          </w:tcPr>
+          <w:p>
+            <w:pPr>
+              <w:spacing w:before="0" w:after="0" w:line="276" w:lineRule="auto"/>
+              <w:ind w:firstLine="0"/>
+              <w:jc w:val="left"/>
+            </w:pPr>
+            <w:r/>
+            <w:r>
+              <w:rPr>
+                <w:rFonts w:ascii="Times New Roman" w:hAnsi="Times New Roman" w:eastAsia="楷体"/>
+                <w:b w:val="0"/>
+                <w:color w:val="000000"/>
+                <w:sz w:val="18"/>
+              </w:rPr>
+              <w:t>2026年1-4月</w:t>
+            </w:r>
+          </w:p>
+        </w:tc>
+        <w:tc>
+          <w:tcPr>
+            <w:tcW w:type="dxa" w:w="1568"/>
+            <w:vAlign w:val="center"/>
+            <w:tcBorders>
+              <w:top w:val="single" w:sz="4" w:color="A6A6A6"/>
+              <w:left w:val="single" w:sz="4" w:color="A6A6A6"/>
+              <w:bottom w:val="single" w:sz="4" w:color="A6A6A6"/>
+              <w:right w:val="single" w:sz="4" w:color="A6A6A6"/>
+            </w:tcBorders>
+          </w:tcPr>
+          <w:p>
+            <w:pPr>
+              <w:spacing w:before="0" w:after="0" w:line="276" w:lineRule="auto"/>
+              <w:ind w:firstLine="0"/>
+              <w:jc w:val="center"/>
+            </w:pPr>
+            <w:r/>
+            <w:r>
+              <w:rPr>
+                <w:rFonts w:ascii="Times New Roman" w:hAnsi="Times New Roman" w:eastAsia="楷体"/>
+                <w:b w:val="0"/>
+                <w:color w:val="000000"/>
+                <w:sz w:val="18"/>
+              </w:rPr>
+              <w:t>66</w:t>
+            </w:r>
+          </w:p>
+        </w:tc>
+        <w:tc>
+          <w:tcPr>
+            <w:tcW w:type="dxa" w:w="1568"/>
+            <w:vAlign w:val="center"/>
+            <w:tcBorders>
+              <w:top w:val="single" w:sz="4" w:color="A6A6A6"/>
+              <w:left w:val="single" w:sz="4" w:color="A6A6A6"/>
+              <w:bottom w:val="single" w:sz="4" w:color="A6A6A6"/>
+              <w:right w:val="single" w:sz="4" w:color="A6A6A6"/>
+            </w:tcBorders>
+          </w:tcPr>
+          <w:p>
+            <w:pPr>
+              <w:spacing w:before="0" w:after="0" w:line="276" w:lineRule="auto"/>
+              <w:ind w:firstLine="0"/>
+              <w:jc w:val="center"/>
+            </w:pPr>
+            <w:r/>
+            <w:r>
+              <w:rPr>
+                <w:rFonts w:ascii="Times New Roman" w:hAnsi="Times New Roman" w:eastAsia="楷体"/>
+                <w:b w:val="0"/>
+                <w:color w:val="000000"/>
+                <w:sz w:val="18"/>
+              </w:rPr>
+              <w:t>262.37</w:t>
+            </w:r>
+          </w:p>
+        </w:tc>
+        <w:tc>
+          <w:tcPr>
+            <w:tcW w:type="dxa" w:w="1568"/>
+            <w:vAlign w:val="center"/>
+            <w:tcBorders>
+              <w:top w:val="single" w:sz="4" w:color="A6A6A6"/>
+              <w:left w:val="single" w:sz="4" w:color="A6A6A6"/>
+              <w:bottom w:val="single" w:sz="4" w:color="A6A6A6"/>
+              <w:right w:val="single" w:sz="4" w:color="A6A6A6"/>
+            </w:tcBorders>
+          </w:tcPr>
+          <w:p>
+            <w:pPr>
+              <w:spacing w:before="0" w:after="0" w:line="276" w:lineRule="auto"/>
+              <w:ind w:firstLine="0"/>
+              <w:jc w:val="center"/>
+            </w:pPr>
+            <w:r/>
+            <w:r>
+              <w:rPr>
+                <w:rFonts w:ascii="Times New Roman" w:hAnsi="Times New Roman" w:eastAsia="楷体"/>
+                <w:b w:val="0"/>
+                <w:color w:val="000000"/>
+                <w:sz w:val="18"/>
+              </w:rPr>
+              <w:t>—</w:t>
+            </w:r>
+          </w:p>
+        </w:tc>
+        <w:tc>
+          <w:tcPr>
+            <w:tcW w:type="dxa" w:w="1568"/>
+            <w:vAlign w:val="center"/>
+            <w:tcBorders>
+              <w:top w:val="single" w:sz="4" w:color="A6A6A6"/>
+              <w:left w:val="single" w:sz="4" w:color="A6A6A6"/>
+              <w:bottom w:val="single" w:sz="4" w:color="A6A6A6"/>
+              <w:right w:val="single" w:sz="4" w:color="A6A6A6"/>
+            </w:tcBorders>
+          </w:tcPr>
+          <w:p>
+            <w:pPr>
+              <w:spacing w:before="0" w:after="0" w:line="276" w:lineRule="auto"/>
+              <w:ind w:firstLine="0"/>
+              <w:jc w:val="center"/>
+            </w:pPr>
+            <w:r/>
+            <w:r>
+              <w:rPr>
+                <w:rFonts w:ascii="Times New Roman" w:hAnsi="Times New Roman" w:eastAsia="楷体"/>
+                <w:b w:val="0"/>
+                <w:color w:val="000000"/>
+                <w:sz w:val="18"/>
+              </w:rPr>
+              <w:t>—</w:t>
+            </w:r>
+          </w:p>
+        </w:tc>
+        <w:tc>
+          <w:tcPr>
+            <w:tcW w:type="dxa" w:w="1568"/>
+            <w:vAlign w:val="center"/>
+            <w:tcBorders>
+              <w:top w:val="single" w:sz="4" w:color="A6A6A6"/>
+              <w:left w:val="single" w:sz="4" w:color="A6A6A6"/>
+              <w:bottom w:val="single" w:sz="4" w:color="A6A6A6"/>
+              <w:right w:val="single" w:sz="4" w:color="A6A6A6"/>
+            </w:tcBorders>
+          </w:tcPr>
+          <w:p>
+            <w:pPr>
+              <w:spacing w:before="0" w:after="0" w:line="276" w:lineRule="auto"/>
+              <w:ind w:firstLine="0"/>
+              <w:jc w:val="center"/>
+            </w:pPr>
+            <w:r/>
+            <w:r>
+              <w:rPr>
+                <w:rFonts w:ascii="Times New Roman" w:hAnsi="Times New Roman" w:eastAsia="楷体"/>
+                <w:b w:val="0"/>
+                <w:color w:val="000000"/>
+                <w:sz w:val="18"/>
+              </w:rPr>
+              <w:t>31.87</w:t>
+            </w:r>
+          </w:p>
+        </w:tc>
+      </w:tr>
+    </w:tbl>
+    <w:p>
+      <w:pPr>
+        <w:spacing w:before="0" w:after="80" w:line="360" w:lineRule="auto"/>
+        <w:ind w:firstLine="0"/>
+      </w:pPr>
+      <w:r>
+        <w:rPr>
+          <w:rFonts w:ascii="Times New Roman" w:hAnsi="Times New Roman" w:eastAsia="楷体"/>
+          <w:b w:val="0"/>
+          <w:color w:val="000000"/>
+          <w:sz w:val="19"/>
+        </w:rPr>
+        <w:t>资料来源:中指数据库,风控信评部整理</w:t>
       </w:r>
     </w:p>
     <w:p>
@@ -4388,7 +5877,7 @@
           <w:color w:val="000000"/>
           <w:sz w:val="21"/>
         </w:rPr>
-        <w:t>政府债务方面，2023、2024、2025年末乌兰察布市地方政府债务余额分别为933.58亿元、1,006.81亿元、1,092.92亿元，2025年末债务限额1,148.00亿元，债务余额控制在限额以内；城投有息债务2025年末估算余额166.86亿元。债务率指标看，2025年末政府债务率1045.86%、城投债务率159.67%、宽口径债务率1205.53%。</w:t>
+        <w:t>从房地产销售看，2021-2025年徐州市商品住宅成交面积由1,522.20万㎡变动至571.47万㎡、累计下降62.5%；新房均价2025年为7,375元/㎡、较2021年高点(9,349元/㎡)累计下跌21.11%；2025年去化周期13.19个月。二手房市场仍处于深度调整，据中指冰山指数(最低挂牌价口径)，徐州二手房挂牌价较2021年6月高点累计下跌51.16%，2023年累计跌幅-16.72%、2024年累计跌幅-18.26%、2025年累计跌幅-16.63%。</w:t>
       </w:r>
     </w:p>
     <w:p>
@@ -4403,7 +5892,22 @@
           <w:color w:val="000000"/>
           <w:sz w:val="21"/>
         </w:rPr>
-        <w:t>综合来看，乌兰察布市财政基本盘总体稳健，但土地财政收缩与债务规模扩张是当前主要压力线；我们预计宽口径债务率短期内将维持偏高水平，需重点关注后续化债进展、土地市场企稳情况以及融资平台合规整改对城投再融资能力的影响。</w:t>
+        <w:t>政府债务方面，2023、2024、2025年末徐州市地方政府债务余额分别为1,634.78亿元、1,872.37亿元、2,072.90亿元，两年累计增长26.80%，主要源于地方专项债加快发行及置换债集中落地；2025年末债务限额2,104.32亿元，债务余额控制在限额以内。城投有息债务方面，2025年末估算余额为6,992.42亿元、规模在全国地级市中位居前列，较2023年末增长32.98%。债务率指标看，2025年末徐州市政府债务率219.12%、城投债务率739.16%、宽口径债务率958.28%，较2023年末抬升409.16个百分点，显著高于公认的300%偏高临界线、在全国主要城市中处于较高水平。值得注意的是，政府性基金收入下滑是债务率分母端走低的重要因素，叠加债务规模快速扩张，对债务率指标形成放大效应。</w:t>
+      </w:r>
+    </w:p>
+    <w:p>
+      <w:pPr>
+        <w:spacing w:before="0" w:after="60" w:line="360" w:lineRule="auto"/>
+        <w:ind w:firstLine="420"/>
+      </w:pPr>
+      <w:r>
+        <w:rPr>
+          <w:rFonts w:ascii="Times New Roman" w:hAnsi="Times New Roman" w:eastAsia="楷体"/>
+          <w:b w:val="0"/>
+          <w:color w:val="000000"/>
+          <w:sz w:val="21"/>
+        </w:rPr>
+        <w:t>综合来看，徐州市作为淮海经济区中心，产业基础较好、区域信用环境总体可控。我们预计宽口径债务率短期内将维持高位，需重点关注后续化债进展、土地市场企稳情况以及融资平台合规整改对城投平台再融资能力的影响。</w:t>
       </w:r>
     </w:p>
     <w:sectPr>
